--- a/Project abstract -FEDF.docx
+++ b/Project abstract -FEDF.docx
@@ -1,6 +1,6 @@
 
 <file path=word/document.xml><?xml version="1.0" encoding="utf-8"?>
-<w:document xmlns:wpc="http://schemas.microsoft.com/office/word/2010/wordprocessingCanvas" xmlns:mc="http://schemas.openxmlformats.org/markup-compatibility/2006" xmlns:o="urn:schemas-microsoft-com:office:office" xmlns:r="http://schemas.openxmlformats.org/officeDocument/2006/relationships" xmlns:m="http://schemas.openxmlformats.org/officeDocument/2006/math" xmlns:v="urn:schemas-microsoft-com:vml" xmlns:wp14="http://schemas.microsoft.com/office/word/2010/wordprocessingDrawing" xmlns:wp="http://schemas.openxmlformats.org/drawingml/2006/wordprocessingDrawing" xmlns:w="http://schemas.openxmlformats.org/wordprocessingml/2006/main" xmlns:w14="http://schemas.microsoft.com/office/word/2010/wordml" xmlns:w10="urn:schemas-microsoft-com:office:word" xmlns:w15="http://schemas.microsoft.com/office/word/2012/wordml" xmlns:wpg="http://schemas.microsoft.com/office/word/2010/wordprocessingGroup" xmlns:wpi="http://schemas.microsoft.com/office/word/2010/wordprocessingInk" xmlns:wne="http://schemas.microsoft.com/office/word/2006/wordml" xmlns:wps="http://schemas.microsoft.com/office/word/2010/wordprocessingShape" xmlns:wpsCustomData="http://www.wps.cn/officeDocument/2013/wpsCustomData" mc:Ignorable="w14 w15 wp14">
+<w:document xmlns:wpc="http://schemas.microsoft.com/office/word/2010/wordprocessingCanvas" xmlns:cx="http://schemas.microsoft.com/office/drawing/2014/chartex" xmlns:mc="http://schemas.openxmlformats.org/markup-compatibility/2006" xmlns:o="urn:schemas-microsoft-com:office:office" xmlns:r="http://schemas.openxmlformats.org/officeDocument/2006/relationships" xmlns:m="http://schemas.openxmlformats.org/officeDocument/2006/math" xmlns:v="urn:schemas-microsoft-com:vml" xmlns:wp14="http://schemas.microsoft.com/office/word/2010/wordprocessingDrawing" xmlns:wp="http://schemas.openxmlformats.org/drawingml/2006/wordprocessingDrawing" xmlns:w10="urn:schemas-microsoft-com:office:word" xmlns:w="http://schemas.openxmlformats.org/wordprocessingml/2006/main" xmlns:w14="http://schemas.microsoft.com/office/word/2010/wordml" xmlns:w15="http://schemas.microsoft.com/office/word/2012/wordml" xmlns:w16se="http://schemas.microsoft.com/office/word/2015/wordml/symex" xmlns:wpg="http://schemas.microsoft.com/office/word/2010/wordprocessingGroup" xmlns:wpi="http://schemas.microsoft.com/office/word/2010/wordprocessingInk" xmlns:wne="http://schemas.microsoft.com/office/word/2006/wordml" xmlns:wps="http://schemas.microsoft.com/office/word/2010/wordprocessingShape" mc:Ignorable="w14 w15 w16se wp14">
   <w:body>
     <w:p>
       <w:pPr>
@@ -16,7 +16,44 @@
           <w:b/>
           <w:bCs/>
         </w:rPr>
-        <w:t> FRONT END DEVELOPMENT FRAMEWORKS AND UI ENGINEERING (25CS1201E)</w:t>
+        <w:t> FRONT END DEVELOP</w:t>
+      </w:r>
+      <w:bookmarkStart w:id="0" w:name="_GoBack"/>
+      <w:bookmarkEnd w:id="0"/>
+      <w:r>
+        <w:rPr>
+          <w:b/>
+          <w:bCs/>
+        </w:rPr>
+        <w:t>MENT FRAMEWORKS AND UI ENGINEERING</w:t>
+      </w:r>
+      <w:r>
+        <w:rPr>
+          <w:b/>
+          <w:bCs/>
+        </w:rPr>
+        <w:t xml:space="preserve"> </w:t>
+      </w:r>
+      <w:r>
+        <w:rPr>
+          <w:b/>
+          <w:bCs/>
+        </w:rPr>
+        <w:t>(</w:t>
+      </w:r>
+      <w:r>
+        <w:rPr>
+          <w:b/>
+          <w:bCs/>
+        </w:rPr>
+        <w:t>25CS1201E</w:t>
+      </w:r>
+      <w:r>
+        <w:rPr>
+          <w:b/>
+          <w:bCs/>
+        </w:rPr>
+        <w:t>)</w:t>
       </w:r>
     </w:p>
     <w:p>
@@ -33,7 +70,14 @@
           <w:b/>
           <w:bCs/>
         </w:rPr>
-        <w:t>2025-26, Term-III</w:t>
+        <w:t xml:space="preserve">2025-26, </w:t>
+      </w:r>
+      <w:r>
+        <w:rPr>
+          <w:b/>
+          <w:bCs/>
+        </w:rPr>
+        <w:t>Term-III</w:t>
       </w:r>
     </w:p>
     <w:p>
@@ -51,13 +95,21 @@
           <w:bCs/>
         </w:rPr>
         <w:tab/>
-      </w:r>
-      <w:r>
-        <w:rPr>
-          <w:b/>
-          <w:bCs/>
-        </w:rPr>
-        <w:t xml:space="preserve">                                     Project Problem Statement Submission Form                            </w:t>
+        <w:t xml:space="preserve">                                     </w:t>
+      </w:r>
+      <w:r>
+        <w:rPr>
+          <w:b/>
+          <w:bCs/>
+        </w:rPr>
+        <w:t>Project Problem Statement Submission Form</w:t>
+      </w:r>
+      <w:r>
+        <w:rPr>
+          <w:b/>
+          <w:bCs/>
+        </w:rPr>
+        <w:t xml:space="preserve">                            </w:t>
       </w:r>
       <w:r>
         <w:rPr>
@@ -86,24 +138,9 @@
     </w:p>
     <w:tbl>
       <w:tblPr>
-        <w:tblStyle w:val="12"/>
+        <w:tblStyle w:val="TableGrid"/>
         <w:tblW w:w="0" w:type="auto"/>
-        <w:tblInd w:w="0" w:type="dxa"/>
-        <w:tblBorders>
-          <w:top w:val="single" w:color="auto" w:sz="4" w:space="0"/>
-          <w:left w:val="single" w:color="auto" w:sz="4" w:space="0"/>
-          <w:bottom w:val="single" w:color="auto" w:sz="4" w:space="0"/>
-          <w:right w:val="single" w:color="auto" w:sz="4" w:space="0"/>
-          <w:insideH w:val="single" w:color="auto" w:sz="4" w:space="0"/>
-          <w:insideV w:val="single" w:color="auto" w:sz="4" w:space="0"/>
-        </w:tblBorders>
-        <w:tblLayout w:type="autofit"/>
-        <w:tblCellMar>
-          <w:top w:w="0" w:type="dxa"/>
-          <w:left w:w="108" w:type="dxa"/>
-          <w:bottom w:w="0" w:type="dxa"/>
-          <w:right w:w="108" w:type="dxa"/>
-        </w:tblCellMar>
+        <w:tblLook w:val="04A0" w:firstRow="1" w:lastRow="0" w:firstColumn="1" w:lastColumn="0" w:noHBand="0" w:noVBand="1"/>
       </w:tblPr>
       <w:tblGrid>
         <w:gridCol w:w="1705"/>
@@ -111,24 +148,8 @@
         <w:gridCol w:w="6835"/>
       </w:tblGrid>
       <w:tr>
-        <w:tblPrEx>
-          <w:tblBorders>
-            <w:top w:val="single" w:color="auto" w:sz="4" w:space="0"/>
-            <w:left w:val="single" w:color="auto" w:sz="4" w:space="0"/>
-            <w:bottom w:val="single" w:color="auto" w:sz="4" w:space="0"/>
-            <w:right w:val="single" w:color="auto" w:sz="4" w:space="0"/>
-            <w:insideH w:val="single" w:color="auto" w:sz="4" w:space="0"/>
-            <w:insideV w:val="single" w:color="auto" w:sz="4" w:space="0"/>
-          </w:tblBorders>
-          <w:tblCellMar>
-            <w:top w:w="0" w:type="dxa"/>
-            <w:left w:w="108" w:type="dxa"/>
-            <w:bottom w:w="0" w:type="dxa"/>
-            <w:right w:w="108" w:type="dxa"/>
-          </w:tblCellMar>
-        </w:tblPrEx>
         <w:trPr>
-          <w:trHeight w:val="671" w:hRule="atLeast"/>
+          <w:trHeight w:val="671"/>
         </w:trPr>
         <w:tc>
           <w:tcPr>
@@ -136,10 +157,6 @@
           </w:tcPr>
           <w:p>
             <w:pPr>
-              <w:widowControl/>
-              <w:suppressAutoHyphens/>
-              <w:autoSpaceDE/>
-              <w:autoSpaceDN/>
               <w:rPr>
                 <w:b/>
                 <w:bCs/>
@@ -152,7 +169,39 @@
                 <w:bCs/>
                 <w:lang w:val="en-IN"/>
               </w:rPr>
-              <w:t>Sec No - 15</w:t>
+              <w:t>Sec No</w:t>
+            </w:r>
+            <w:r>
+              <w:rPr>
+                <w:b/>
+                <w:bCs/>
+                <w:lang w:val="en-IN"/>
+              </w:rPr>
+              <w:t xml:space="preserve"> </w:t>
+            </w:r>
+            <w:r>
+              <w:rPr>
+                <w:b/>
+                <w:bCs/>
+                <w:lang w:val="en-IN"/>
+              </w:rPr>
+              <w:t>-</w:t>
+            </w:r>
+            <w:r>
+              <w:rPr>
+                <w:b/>
+                <w:bCs/>
+                <w:lang w:val="en-IN"/>
+              </w:rPr>
+              <w:t xml:space="preserve"> </w:t>
+            </w:r>
+            <w:r>
+              <w:rPr>
+                <w:b/>
+                <w:bCs/>
+                <w:lang w:val="en-IN"/>
+              </w:rPr>
+              <w:t>15</w:t>
             </w:r>
           </w:p>
         </w:tc>
@@ -162,10 +211,6 @@
           </w:tcPr>
           <w:p>
             <w:pPr>
-              <w:widowControl/>
-              <w:suppressAutoHyphens/>
-              <w:autoSpaceDE/>
-              <w:autoSpaceDN/>
               <w:rPr>
                 <w:b/>
                 <w:bCs/>
@@ -188,10 +233,6 @@
           </w:tcPr>
           <w:p>
             <w:pPr>
-              <w:widowControl/>
-              <w:suppressAutoHyphens/>
-              <w:autoSpaceDE/>
-              <w:autoSpaceDN/>
               <w:rPr>
                 <w:b/>
                 <w:bCs/>
@@ -204,7 +245,31 @@
                 <w:bCs/>
                 <w:lang w:val="en-IN"/>
               </w:rPr>
-              <w:t xml:space="preserve">Project Title - </w:t>
+              <w:t>Project Title</w:t>
+            </w:r>
+            <w:r>
+              <w:rPr>
+                <w:b/>
+                <w:bCs/>
+                <w:lang w:val="en-IN"/>
+              </w:rPr>
+              <w:t xml:space="preserve"> </w:t>
+            </w:r>
+            <w:r>
+              <w:rPr>
+                <w:b/>
+                <w:bCs/>
+                <w:lang w:val="en-IN"/>
+              </w:rPr>
+              <w:t>-</w:t>
+            </w:r>
+            <w:r>
+              <w:rPr>
+                <w:b/>
+                <w:bCs/>
+                <w:lang w:val="en-IN"/>
+              </w:rPr>
+              <w:t xml:space="preserve"> </w:t>
             </w:r>
             <w:r>
               <w:t>Hotel Check-In &amp; Check-Out Portal</w:t>
@@ -213,22 +278,6 @@
         </w:tc>
       </w:tr>
       <w:tr>
-        <w:tblPrEx>
-          <w:tblBorders>
-            <w:top w:val="single" w:color="auto" w:sz="4" w:space="0"/>
-            <w:left w:val="single" w:color="auto" w:sz="4" w:space="0"/>
-            <w:bottom w:val="single" w:color="auto" w:sz="4" w:space="0"/>
-            <w:right w:val="single" w:color="auto" w:sz="4" w:space="0"/>
-            <w:insideH w:val="single" w:color="auto" w:sz="4" w:space="0"/>
-            <w:insideV w:val="single" w:color="auto" w:sz="4" w:space="0"/>
-          </w:tblBorders>
-          <w:tblCellMar>
-            <w:top w:w="0" w:type="dxa"/>
-            <w:left w:w="108" w:type="dxa"/>
-            <w:bottom w:w="0" w:type="dxa"/>
-            <w:right w:w="108" w:type="dxa"/>
-          </w:tblCellMar>
-        </w:tblPrEx>
         <w:tc>
           <w:tcPr>
             <w:tcW w:w="2875" w:type="dxa"/>
@@ -236,10 +285,6 @@
           </w:tcPr>
           <w:p>
             <w:pPr>
-              <w:widowControl/>
-              <w:suppressAutoHyphens/>
-              <w:autoSpaceDE/>
-              <w:autoSpaceDN/>
               <w:rPr>
                 <w:lang w:val="en-IN"/>
               </w:rPr>
@@ -258,10 +303,6 @@
           </w:tcPr>
           <w:p>
             <w:pPr>
-              <w:widowControl/>
-              <w:suppressAutoHyphens/>
-              <w:autoSpaceDE/>
-              <w:autoSpaceDN/>
               <w:rPr>
                 <w:b/>
                 <w:bCs/>
@@ -280,22 +321,6 @@
         </w:tc>
       </w:tr>
       <w:tr>
-        <w:tblPrEx>
-          <w:tblBorders>
-            <w:top w:val="single" w:color="auto" w:sz="4" w:space="0"/>
-            <w:left w:val="single" w:color="auto" w:sz="4" w:space="0"/>
-            <w:bottom w:val="single" w:color="auto" w:sz="4" w:space="0"/>
-            <w:right w:val="single" w:color="auto" w:sz="4" w:space="0"/>
-            <w:insideH w:val="single" w:color="auto" w:sz="4" w:space="0"/>
-            <w:insideV w:val="single" w:color="auto" w:sz="4" w:space="0"/>
-          </w:tblBorders>
-          <w:tblCellMar>
-            <w:top w:w="0" w:type="dxa"/>
-            <w:left w:w="108" w:type="dxa"/>
-            <w:bottom w:w="0" w:type="dxa"/>
-            <w:right w:w="108" w:type="dxa"/>
-          </w:tblCellMar>
-        </w:tblPrEx>
         <w:tc>
           <w:tcPr>
             <w:tcW w:w="2875" w:type="dxa"/>
@@ -303,10 +328,6 @@
           </w:tcPr>
           <w:p>
             <w:pPr>
-              <w:widowControl/>
-              <w:suppressAutoHyphens/>
-              <w:autoSpaceDE/>
-              <w:autoSpaceDN/>
               <w:rPr>
                 <w:lang w:val="en-IN"/>
               </w:rPr>
@@ -325,10 +346,6 @@
           </w:tcPr>
           <w:p>
             <w:pPr>
-              <w:widowControl/>
-              <w:suppressAutoHyphens/>
-              <w:autoSpaceDE/>
-              <w:autoSpaceDN/>
               <w:rPr>
                 <w:b/>
                 <w:bCs/>
@@ -347,22 +364,6 @@
         </w:tc>
       </w:tr>
       <w:tr>
-        <w:tblPrEx>
-          <w:tblBorders>
-            <w:top w:val="single" w:color="auto" w:sz="4" w:space="0"/>
-            <w:left w:val="single" w:color="auto" w:sz="4" w:space="0"/>
-            <w:bottom w:val="single" w:color="auto" w:sz="4" w:space="0"/>
-            <w:right w:val="single" w:color="auto" w:sz="4" w:space="0"/>
-            <w:insideH w:val="single" w:color="auto" w:sz="4" w:space="0"/>
-            <w:insideV w:val="single" w:color="auto" w:sz="4" w:space="0"/>
-          </w:tblBorders>
-          <w:tblCellMar>
-            <w:top w:w="0" w:type="dxa"/>
-            <w:left w:w="108" w:type="dxa"/>
-            <w:bottom w:w="0" w:type="dxa"/>
-            <w:right w:w="108" w:type="dxa"/>
-          </w:tblCellMar>
-        </w:tblPrEx>
         <w:tc>
           <w:tcPr>
             <w:tcW w:w="2875" w:type="dxa"/>
@@ -370,10 +371,6 @@
           </w:tcPr>
           <w:p>
             <w:pPr>
-              <w:widowControl/>
-              <w:suppressAutoHyphens/>
-              <w:autoSpaceDE/>
-              <w:autoSpaceDN/>
               <w:rPr>
                 <w:lang w:val="en-IN"/>
               </w:rPr>
@@ -392,10 +389,6 @@
           </w:tcPr>
           <w:p>
             <w:pPr>
-              <w:widowControl/>
-              <w:suppressAutoHyphens/>
-              <w:autoSpaceDE/>
-              <w:autoSpaceDN/>
               <w:rPr>
                 <w:b/>
                 <w:bCs/>
@@ -414,22 +407,6 @@
         </w:tc>
       </w:tr>
       <w:tr>
-        <w:tblPrEx>
-          <w:tblBorders>
-            <w:top w:val="single" w:color="auto" w:sz="4" w:space="0"/>
-            <w:left w:val="single" w:color="auto" w:sz="4" w:space="0"/>
-            <w:bottom w:val="single" w:color="auto" w:sz="4" w:space="0"/>
-            <w:right w:val="single" w:color="auto" w:sz="4" w:space="0"/>
-            <w:insideH w:val="single" w:color="auto" w:sz="4" w:space="0"/>
-            <w:insideV w:val="single" w:color="auto" w:sz="4" w:space="0"/>
-          </w:tblBorders>
-          <w:tblCellMar>
-            <w:top w:w="0" w:type="dxa"/>
-            <w:left w:w="108" w:type="dxa"/>
-            <w:bottom w:w="0" w:type="dxa"/>
-            <w:right w:w="108" w:type="dxa"/>
-          </w:tblCellMar>
-        </w:tblPrEx>
         <w:tc>
           <w:tcPr>
             <w:tcW w:w="2875" w:type="dxa"/>
@@ -437,10 +414,6 @@
           </w:tcPr>
           <w:p>
             <w:pPr>
-              <w:widowControl/>
-              <w:suppressAutoHyphens/>
-              <w:autoSpaceDE/>
-              <w:autoSpaceDN/>
               <w:rPr>
                 <w:lang w:val="en-IN"/>
               </w:rPr>
@@ -459,10 +432,6 @@
           </w:tcPr>
           <w:p>
             <w:pPr>
-              <w:widowControl/>
-              <w:suppressAutoHyphens/>
-              <w:autoSpaceDE/>
-              <w:autoSpaceDN/>
               <w:rPr>
                 <w:b/>
                 <w:bCs/>
@@ -476,154 +445,6 @@
                 <w:lang w:val="en-IN"/>
               </w:rPr>
               <w:t>Kathula Taniya</w:t>
-            </w:r>
-          </w:p>
-        </w:tc>
-      </w:tr>
-      <w:tr>
-        <w:tblPrEx>
-          <w:tblBorders>
-            <w:top w:val="single" w:color="auto" w:sz="4" w:space="0"/>
-            <w:left w:val="single" w:color="auto" w:sz="4" w:space="0"/>
-            <w:bottom w:val="single" w:color="auto" w:sz="4" w:space="0"/>
-            <w:right w:val="single" w:color="auto" w:sz="4" w:space="0"/>
-            <w:insideH w:val="single" w:color="auto" w:sz="4" w:space="0"/>
-            <w:insideV w:val="single" w:color="auto" w:sz="4" w:space="0"/>
-          </w:tblBorders>
-          <w:tblCellMar>
-            <w:top w:w="0" w:type="dxa"/>
-            <w:left w:w="108" w:type="dxa"/>
-            <w:bottom w:w="0" w:type="dxa"/>
-            <w:right w:w="108" w:type="dxa"/>
-          </w:tblCellMar>
-        </w:tblPrEx>
-        <w:tc>
-          <w:tcPr>
-            <w:tcW w:w="2875" w:type="dxa"/>
-            <w:gridSpan w:val="2"/>
-            <w:shd w:val="clear"/>
-            <w:vAlign w:val="top"/>
-          </w:tcPr>
-          <w:p>
-            <w:pPr>
-              <w:widowControl/>
-              <w:suppressAutoHyphens/>
-              <w:autoSpaceDE/>
-              <w:autoSpaceDN/>
-              <w:rPr>
-                <w:rFonts w:ascii="Times New Roman" w:hAnsi="Times New Roman" w:eastAsia="Times New Roman" w:cs="Times New Roman"/>
-                <w:sz w:val="22"/>
-                <w:szCs w:val="22"/>
-                <w:lang w:val="en-IN" w:eastAsia="en-US" w:bidi="ar-SA"/>
-              </w:rPr>
-            </w:pPr>
-            <w:r>
-              <w:rPr>
-                <w:lang w:val="en-IN"/>
-              </w:rPr>
-              <w:t>Team Member Roll Number</w:t>
-            </w:r>
-          </w:p>
-        </w:tc>
-        <w:tc>
-          <w:tcPr>
-            <w:tcW w:w="6835" w:type="dxa"/>
-          </w:tcPr>
-          <w:p>
-            <w:pPr>
-              <w:widowControl/>
-              <w:suppressAutoHyphens/>
-              <w:autoSpaceDE/>
-              <w:autoSpaceDN/>
-              <w:rPr>
-                <w:rFonts w:hint="default"/>
-                <w:b/>
-                <w:bCs/>
-                <w:lang w:val="en-US"/>
-              </w:rPr>
-            </w:pPr>
-            <w:r>
-              <w:rPr>
-                <w:rFonts w:hint="default"/>
-                <w:b/>
-                <w:bCs/>
-                <w:lang w:val="en-US"/>
-              </w:rPr>
-              <w:t>2520040105</w:t>
-            </w:r>
-          </w:p>
-        </w:tc>
-      </w:tr>
-      <w:tr>
-        <w:tblPrEx>
-          <w:tblBorders>
-            <w:top w:val="single" w:color="auto" w:sz="4" w:space="0"/>
-            <w:left w:val="single" w:color="auto" w:sz="4" w:space="0"/>
-            <w:bottom w:val="single" w:color="auto" w:sz="4" w:space="0"/>
-            <w:right w:val="single" w:color="auto" w:sz="4" w:space="0"/>
-            <w:insideH w:val="single" w:color="auto" w:sz="4" w:space="0"/>
-            <w:insideV w:val="single" w:color="auto" w:sz="4" w:space="0"/>
-          </w:tblBorders>
-          <w:tblCellMar>
-            <w:top w:w="0" w:type="dxa"/>
-            <w:left w:w="108" w:type="dxa"/>
-            <w:bottom w:w="0" w:type="dxa"/>
-            <w:right w:w="108" w:type="dxa"/>
-          </w:tblCellMar>
-        </w:tblPrEx>
-        <w:tc>
-          <w:tcPr>
-            <w:tcW w:w="2875" w:type="dxa"/>
-            <w:gridSpan w:val="2"/>
-            <w:shd w:val="clear"/>
-            <w:vAlign w:val="top"/>
-          </w:tcPr>
-          <w:p>
-            <w:pPr>
-              <w:widowControl/>
-              <w:suppressAutoHyphens/>
-              <w:autoSpaceDE/>
-              <w:autoSpaceDN/>
-              <w:rPr>
-                <w:rFonts w:ascii="Times New Roman" w:hAnsi="Times New Roman" w:eastAsia="Times New Roman" w:cs="Times New Roman"/>
-                <w:sz w:val="22"/>
-                <w:szCs w:val="22"/>
-                <w:lang w:val="en-IN" w:eastAsia="en-US" w:bidi="ar-SA"/>
-              </w:rPr>
-            </w:pPr>
-            <w:r>
-              <w:rPr>
-                <w:lang w:val="en-IN"/>
-              </w:rPr>
-              <w:t>Team Member Name</w:t>
-            </w:r>
-          </w:p>
-        </w:tc>
-        <w:tc>
-          <w:tcPr>
-            <w:tcW w:w="6835" w:type="dxa"/>
-          </w:tcPr>
-          <w:p>
-            <w:pPr>
-              <w:widowControl/>
-              <w:suppressAutoHyphens/>
-              <w:autoSpaceDE/>
-              <w:autoSpaceDN/>
-              <w:rPr>
-                <w:rFonts w:hint="default"/>
-                <w:b/>
-                <w:bCs/>
-                <w:lang w:val="en-US"/>
-              </w:rPr>
-            </w:pPr>
-            <w:r>
-              <w:rPr>
-                <w:rFonts w:hint="default"/>
-                <w:b/>
-                <w:bCs/>
-                <w:lang w:val="en-US"/>
-              </w:rPr>
-              <w:t>Ch Shraddha</w:t>
             </w:r>
           </w:p>
         </w:tc>
@@ -640,7 +461,7 @@
     </w:p>
     <w:p>
       <w:pPr>
-        <w:pStyle w:val="13"/>
+        <w:pStyle w:val="ListParagraph"/>
         <w:numPr>
           <w:ilvl w:val="0"/>
           <w:numId w:val="1"/>
@@ -662,7 +483,7 @@
     </w:p>
     <w:p>
       <w:pPr>
-        <w:pStyle w:val="13"/>
+        <w:pStyle w:val="ListParagraph"/>
         <w:ind w:left="720"/>
         <w:rPr>
           <w:b/>
@@ -682,7 +503,19 @@
         <w:rPr>
           <w:lang w:val="en-IN"/>
         </w:rPr>
-        <w:t>(Summarize the project idea, problem background, and proposed solution. Not more than 250 words.)</w:t>
+        <w:t>(</w:t>
+      </w:r>
+      <w:r>
+        <w:rPr>
+          <w:lang w:val="en-IN"/>
+        </w:rPr>
+        <w:t>Summarize</w:t>
+      </w:r>
+      <w:r>
+        <w:rPr>
+          <w:lang w:val="en-IN"/>
+        </w:rPr>
+        <w:t xml:space="preserve"> the project idea, problem background, and proposed solution. Not more than 250 words.)</w:t>
       </w:r>
     </w:p>
     <w:p>
@@ -695,17 +528,27 @@
     </w:p>
     <w:p>
       <w:pPr>
-        <w:pStyle w:val="10"/>
-      </w:pPr>
-      <w:r>
-        <w:t>The hotel industry still faces delays and inconvenience during traditional front-desk check-in and check-out processes, especially during peak hours. Guests often spend unnecessary time waiting for room allocation, submitting identity documents, and completing payment formalities. Manual handling also increases the risk of errors in guest records, room assignment, and invoice generation. To solve this, a “</w:t>
-      </w:r>
-      <w:r>
-        <w:rPr>
-          <w:rStyle w:val="11"/>
+        <w:pStyle w:val="NormalWeb"/>
+      </w:pPr>
+      <w:r>
+        <w:t xml:space="preserve">The hotel industry still faces delays and inconvenience during traditional front-desk check-in and check-out processes, especially during peak hours. Guests often spend unnecessary time waiting for room allocation, submitting identity documents, and completing payment formalities. Manual handling also increases the risk of errors in guest records, room assignment, and invoice generation. To solve this, a </w:t>
+      </w:r>
+      <w:r>
+        <w:t>“</w:t>
+      </w:r>
+      <w:r>
+        <w:rPr>
+          <w:rStyle w:val="Strong"/>
           <w:b w:val="0"/>
         </w:rPr>
-        <w:t>Hotel Check-In &amp; Check-Out Portal”</w:t>
+        <w:t>Hotel Check-In &amp; Check-Out Portal</w:t>
+      </w:r>
+      <w:r>
+        <w:rPr>
+          <w:rStyle w:val="Strong"/>
+          <w:b w:val="0"/>
+        </w:rPr>
+        <w:t>”</w:t>
       </w:r>
       <w:r>
         <w:t xml:space="preserve"> is proposed as a web-based self-service system that streamlines guest entry and exit workflows digitally.</w:t>
@@ -713,14 +556,14 @@
     </w:p>
     <w:p>
       <w:pPr>
-        <w:pStyle w:val="10"/>
+        <w:pStyle w:val="NormalWeb"/>
       </w:pPr>
       <w:r>
         <w:t xml:space="preserve">The portal allows guests to complete </w:t>
       </w:r>
       <w:r>
         <w:rPr>
-          <w:rStyle w:val="11"/>
+          <w:rStyle w:val="Strong"/>
           <w:b w:val="0"/>
         </w:rPr>
         <w:t>online check-in</w:t>
@@ -730,7 +573,7 @@
       </w:r>
       <w:r>
         <w:rPr>
-          <w:rStyle w:val="11"/>
+          <w:rStyle w:val="Strong"/>
           <w:b w:val="0"/>
         </w:rPr>
         <w:t>digital key mock system</w:t>
@@ -740,7 +583,7 @@
       </w:r>
       <w:r>
         <w:rPr>
-          <w:rStyle w:val="11"/>
+          <w:rStyle w:val="Strong"/>
           <w:b w:val="0"/>
         </w:rPr>
         <w:t>express checkout feature</w:t>
@@ -750,7 +593,7 @@
       </w:r>
       <w:r>
         <w:rPr>
-          <w:rStyle w:val="11"/>
+          <w:rStyle w:val="Strong"/>
           <w:b w:val="0"/>
         </w:rPr>
         <w:t>invoice PDF</w:t>
@@ -761,7 +604,7 @@
     </w:p>
     <w:p>
       <w:pPr>
-        <w:pStyle w:val="10"/>
+        <w:pStyle w:val="NormalWeb"/>
       </w:pPr>
       <w:r>
         <w:t>The system also includes guest profile management, notifications for booking updates, stay history tracking, and an admin panel to manage rooms, guest records, and check-in/check-out requests.</w:t>
@@ -769,14 +612,14 @@
     </w:p>
     <w:p>
       <w:pPr>
-        <w:pStyle w:val="10"/>
+        <w:pStyle w:val="NormalWeb"/>
       </w:pPr>
       <w:r>
         <w:t xml:space="preserve">This project will be developed using </w:t>
       </w:r>
       <w:r>
         <w:rPr>
-          <w:rStyle w:val="11"/>
+          <w:rStyle w:val="Strong"/>
           <w:b w:val="0"/>
         </w:rPr>
         <w:t>React.js</w:t>
@@ -786,7 +629,7 @@
       </w:r>
       <w:r>
         <w:rPr>
-          <w:rStyle w:val="11"/>
+          <w:rStyle w:val="Strong"/>
           <w:b w:val="0"/>
         </w:rPr>
         <w:t>Node.js with Express.js</w:t>
@@ -796,7 +639,7 @@
       </w:r>
       <w:r>
         <w:rPr>
-          <w:rStyle w:val="11"/>
+          <w:rStyle w:val="Strong"/>
           <w:b w:val="0"/>
         </w:rPr>
         <w:t>MySQL (optional)</w:t>
@@ -824,42 +667,141 @@
           <w:bCs/>
           <w:lang w:val="en-IN"/>
         </w:rPr>
-        <w:t>Guide Name and Signature (remarks if any) __K. Anusha______________________________</w:t>
+        <w:t xml:space="preserve">Guide Name and </w:t>
+      </w:r>
+      <w:r>
+        <w:rPr>
+          <w:b/>
+          <w:bCs/>
+          <w:lang w:val="en-IN"/>
+        </w:rPr>
+        <w:t xml:space="preserve">Signature </w:t>
+      </w:r>
+      <w:r>
+        <w:rPr>
+          <w:b/>
+          <w:bCs/>
+          <w:lang w:val="en-IN"/>
+        </w:rPr>
+        <w:t>(remarks</w:t>
+      </w:r>
+      <w:r>
+        <w:rPr>
+          <w:b/>
+          <w:bCs/>
+          <w:lang w:val="en-IN"/>
+        </w:rPr>
+        <w:t xml:space="preserve"> if any) _</w:t>
+      </w:r>
+      <w:r>
+        <w:rPr>
+          <w:b/>
+          <w:bCs/>
+          <w:lang w:val="en-IN"/>
+        </w:rPr>
+        <w:t>_K.</w:t>
+      </w:r>
+      <w:r>
+        <w:rPr>
+          <w:b/>
+          <w:bCs/>
+          <w:lang w:val="en-IN"/>
+        </w:rPr>
+        <w:t xml:space="preserve"> </w:t>
+      </w:r>
+      <w:proofErr w:type="spellStart"/>
+      <w:r>
+        <w:rPr>
+          <w:b/>
+          <w:bCs/>
+          <w:lang w:val="en-IN"/>
+        </w:rPr>
+        <w:t>Anusha</w:t>
+      </w:r>
+      <w:proofErr w:type="spellEnd"/>
+      <w:r>
+        <w:rPr>
+          <w:b/>
+          <w:bCs/>
+          <w:lang w:val="en-IN"/>
+        </w:rPr>
+        <w:t>______________________________</w:t>
       </w:r>
     </w:p>
     <w:sectPr>
-      <w:headerReference r:id="rId3" w:type="default"/>
+      <w:headerReference w:type="default" r:id="rId7"/>
       <w:pgSz w:w="12240" w:h="15840"/>
       <w:pgMar w:top="1020" w:right="1080" w:bottom="280" w:left="1440" w:header="720" w:footer="720" w:gutter="0"/>
-      <w:cols w:space="720" w:num="1"/>
+      <w:cols w:space="720"/>
     </w:sectPr>
   </w:body>
 </w:document>
 </file>
 
+<file path=word/endnotes.xml><?xml version="1.0" encoding="utf-8"?>
+<w:endnotes xmlns:wpc="http://schemas.microsoft.com/office/word/2010/wordprocessingCanvas" xmlns:cx="http://schemas.microsoft.com/office/drawing/2014/chartex" xmlns:mc="http://schemas.openxmlformats.org/markup-compatibility/2006" xmlns:o="urn:schemas-microsoft-com:office:office" xmlns:r="http://schemas.openxmlformats.org/officeDocument/2006/relationships" xmlns:m="http://schemas.openxmlformats.org/officeDocument/2006/math" xmlns:v="urn:schemas-microsoft-com:vml" xmlns:wp14="http://schemas.microsoft.com/office/word/2010/wordprocessingDrawing" xmlns:wp="http://schemas.openxmlformats.org/drawingml/2006/wordprocessingDrawing" xmlns:w10="urn:schemas-microsoft-com:office:word" xmlns:w="http://schemas.openxmlformats.org/wordprocessingml/2006/main" xmlns:w14="http://schemas.microsoft.com/office/word/2010/wordml" xmlns:w15="http://schemas.microsoft.com/office/word/2012/wordml" xmlns:w16se="http://schemas.microsoft.com/office/word/2015/wordml/symex" xmlns:wpg="http://schemas.microsoft.com/office/word/2010/wordprocessingGroup" xmlns:wpi="http://schemas.microsoft.com/office/word/2010/wordprocessingInk" xmlns:wne="http://schemas.microsoft.com/office/word/2006/wordml" xmlns:wps="http://schemas.microsoft.com/office/word/2010/wordprocessingShape" mc:Ignorable="w14 w15 w16se wp14">
+  <w:endnote w:type="separator" w:id="-1">
+    <w:p>
+      <w:r>
+        <w:separator/>
+      </w:r>
+    </w:p>
+  </w:endnote>
+  <w:endnote w:type="continuationSeparator" w:id="0">
+    <w:p>
+      <w:r>
+        <w:continuationSeparator/>
+      </w:r>
+    </w:p>
+  </w:endnote>
+</w:endnotes>
+</file>
+
+<file path=word/footnotes.xml><?xml version="1.0" encoding="utf-8"?>
+<w:footnotes xmlns:wpc="http://schemas.microsoft.com/office/word/2010/wordprocessingCanvas" xmlns:cx="http://schemas.microsoft.com/office/drawing/2014/chartex" xmlns:mc="http://schemas.openxmlformats.org/markup-compatibility/2006" xmlns:o="urn:schemas-microsoft-com:office:office" xmlns:r="http://schemas.openxmlformats.org/officeDocument/2006/relationships" xmlns:m="http://schemas.openxmlformats.org/officeDocument/2006/math" xmlns:v="urn:schemas-microsoft-com:vml" xmlns:wp14="http://schemas.microsoft.com/office/word/2010/wordprocessingDrawing" xmlns:wp="http://schemas.openxmlformats.org/drawingml/2006/wordprocessingDrawing" xmlns:w10="urn:schemas-microsoft-com:office:word" xmlns:w="http://schemas.openxmlformats.org/wordprocessingml/2006/main" xmlns:w14="http://schemas.microsoft.com/office/word/2010/wordml" xmlns:w15="http://schemas.microsoft.com/office/word/2012/wordml" xmlns:w16se="http://schemas.microsoft.com/office/word/2015/wordml/symex" xmlns:wpg="http://schemas.microsoft.com/office/word/2010/wordprocessingGroup" xmlns:wpi="http://schemas.microsoft.com/office/word/2010/wordprocessingInk" xmlns:wne="http://schemas.microsoft.com/office/word/2006/wordml" xmlns:wps="http://schemas.microsoft.com/office/word/2010/wordprocessingShape" mc:Ignorable="w14 w15 w16se wp14">
+  <w:footnote w:type="separator" w:id="-1">
+    <w:p>
+      <w:r>
+        <w:separator/>
+      </w:r>
+    </w:p>
+  </w:footnote>
+  <w:footnote w:type="continuationSeparator" w:id="0">
+    <w:p>
+      <w:r>
+        <w:continuationSeparator/>
+      </w:r>
+    </w:p>
+  </w:footnote>
+</w:footnotes>
+</file>
+
 <file path=word/header1.xml><?xml version="1.0" encoding="utf-8"?>
-<w:hdr xmlns:wpc="http://schemas.microsoft.com/office/word/2010/wordprocessingCanvas" xmlns:mc="http://schemas.openxmlformats.org/markup-compatibility/2006" xmlns:o="urn:schemas-microsoft-com:office:office" xmlns:r="http://schemas.openxmlformats.org/officeDocument/2006/relationships" xmlns:m="http://schemas.openxmlformats.org/officeDocument/2006/math" xmlns:v="urn:schemas-microsoft-com:vml" xmlns:wp14="http://schemas.microsoft.com/office/word/2010/wordprocessingDrawing" xmlns:wp="http://schemas.openxmlformats.org/drawingml/2006/wordprocessingDrawing" xmlns:w10="urn:schemas-microsoft-com:office:word" xmlns:w="http://schemas.openxmlformats.org/wordprocessingml/2006/main" xmlns:w14="http://schemas.microsoft.com/office/word/2010/wordml" xmlns:w15="http://schemas.microsoft.com/office/word/2012/wordml" xmlns:wpg="http://schemas.microsoft.com/office/word/2010/wordprocessingGroup" xmlns:wpi="http://schemas.microsoft.com/office/word/2010/wordprocessingInk" xmlns:wne="http://schemas.microsoft.com/office/word/2006/wordml" xmlns:wps="http://schemas.microsoft.com/office/word/2010/wordprocessingShape" xmlns:wpsCustomData="http://www.wps.cn/officeDocument/2013/wpsCustomData" mc:Ignorable="w14 w15 wp14">
+<w:hdr xmlns:wpc="http://schemas.microsoft.com/office/word/2010/wordprocessingCanvas" xmlns:cx="http://schemas.microsoft.com/office/drawing/2014/chartex" xmlns:mc="http://schemas.openxmlformats.org/markup-compatibility/2006" xmlns:o="urn:schemas-microsoft-com:office:office" xmlns:r="http://schemas.openxmlformats.org/officeDocument/2006/relationships" xmlns:m="http://schemas.openxmlformats.org/officeDocument/2006/math" xmlns:v="urn:schemas-microsoft-com:vml" xmlns:wp14="http://schemas.microsoft.com/office/word/2010/wordprocessingDrawing" xmlns:wp="http://schemas.openxmlformats.org/drawingml/2006/wordprocessingDrawing" xmlns:w10="urn:schemas-microsoft-com:office:word" xmlns:w="http://schemas.openxmlformats.org/wordprocessingml/2006/main" xmlns:w14="http://schemas.microsoft.com/office/word/2010/wordml" xmlns:w15="http://schemas.microsoft.com/office/word/2012/wordml" xmlns:w16se="http://schemas.microsoft.com/office/word/2015/wordml/symex" xmlns:wpg="http://schemas.microsoft.com/office/word/2010/wordprocessingGroup" xmlns:wpi="http://schemas.microsoft.com/office/word/2010/wordprocessingInk" xmlns:wne="http://schemas.microsoft.com/office/word/2006/wordml" xmlns:wps="http://schemas.microsoft.com/office/word/2010/wordprocessingShape" mc:Ignorable="w14 w15 w16se wp14">
   <w:p>
     <w:pPr>
-      <w:pStyle w:val="9"/>
+      <w:pStyle w:val="Header"/>
       <w:ind w:left="-567"/>
     </w:pPr>
     <w:r>
       <w:rPr>
+        <w:noProof/>
         <w:sz w:val="20"/>
         <w:lang w:val="en-IN" w:eastAsia="en-IN"/>
       </w:rPr>
       <w:drawing>
-        <wp:inline distT="0" distB="0" distL="0" distR="0">
-          <wp:extent cx="6581775" cy="657225"/>
+        <wp:inline distT="0" distB="0" distL="0" distR="0" wp14:anchorId="30909172" wp14:editId="7C1039FB">
+          <wp:extent cx="6581783" cy="657225"/>
           <wp:effectExtent l="0" t="0" r="9525" b="0"/>
           <wp:docPr id="586448134" name="Image 1" descr="A close up of a sign  Description automatically generated"/>
-          <wp:cNvGraphicFramePr/>
+          <wp:cNvGraphicFramePr>
+            <a:graphicFrameLocks xmlns:a="http://schemas.openxmlformats.org/drawingml/2006/main"/>
+          </wp:cNvGraphicFramePr>
           <a:graphic xmlns:a="http://schemas.openxmlformats.org/drawingml/2006/main">
             <a:graphicData uri="http://schemas.openxmlformats.org/drawingml/2006/picture">
               <pic:pic xmlns:pic="http://schemas.openxmlformats.org/drawingml/2006/picture">
                 <pic:nvPicPr>
-                  <pic:cNvPr id="586448134" name="Image 1" descr="A close up of a sign  Description automatically generated"/>
+                  <pic:cNvPr id="1" name="Image 1" descr="A close up of a sign  Description automatically generated"/>
                   <pic:cNvPicPr/>
                 </pic:nvPicPr>
                 <pic:blipFill>
@@ -886,19 +828,19 @@
   </w:p>
   <w:p>
     <w:pPr>
-      <w:pStyle w:val="9"/>
+      <w:pStyle w:val="Header"/>
     </w:pPr>
   </w:p>
 </w:hdr>
 </file>
 
 <file path=word/numbering.xml><?xml version="1.0" encoding="utf-8"?>
-<w:numbering xmlns:wpc="http://schemas.microsoft.com/office/word/2010/wordprocessingCanvas" xmlns:mc="http://schemas.openxmlformats.org/markup-compatibility/2006" xmlns:o="urn:schemas-microsoft-com:office:office" xmlns:r="http://schemas.openxmlformats.org/officeDocument/2006/relationships" xmlns:m="http://schemas.openxmlformats.org/officeDocument/2006/math" xmlns:v="urn:schemas-microsoft-com:vml" xmlns:wp14="http://schemas.microsoft.com/office/word/2010/wordprocessingDrawing" xmlns:wp="http://schemas.openxmlformats.org/drawingml/2006/wordprocessingDrawing" xmlns:w10="urn:schemas-microsoft-com:office:word" xmlns:w="http://schemas.openxmlformats.org/wordprocessingml/2006/main" xmlns:w14="http://schemas.microsoft.com/office/word/2010/wordml" xmlns:wpg="http://schemas.microsoft.com/office/word/2010/wordprocessingGroup" xmlns:wpi="http://schemas.microsoft.com/office/word/2010/wordprocessingInk" xmlns:wne="http://schemas.microsoft.com/office/word/2006/wordml" xmlns:wps="http://schemas.microsoft.com/office/word/2010/wordprocessingShape" xmlns:wpsCustomData="http://www.wps.cn/officeDocument/2013/wpsCustomData" mc:Ignorable="w14 wp14">
-  <w:abstractNum w:abstractNumId="0">
+<w:numbering xmlns:wpc="http://schemas.microsoft.com/office/word/2010/wordprocessingCanvas" xmlns:cx="http://schemas.microsoft.com/office/drawing/2014/chartex" xmlns:mc="http://schemas.openxmlformats.org/markup-compatibility/2006" xmlns:o="urn:schemas-microsoft-com:office:office" xmlns:r="http://schemas.openxmlformats.org/officeDocument/2006/relationships" xmlns:m="http://schemas.openxmlformats.org/officeDocument/2006/math" xmlns:v="urn:schemas-microsoft-com:vml" xmlns:wp14="http://schemas.microsoft.com/office/word/2010/wordprocessingDrawing" xmlns:wp="http://schemas.openxmlformats.org/drawingml/2006/wordprocessingDrawing" xmlns:w10="urn:schemas-microsoft-com:office:word" xmlns:w="http://schemas.openxmlformats.org/wordprocessingml/2006/main" xmlns:w14="http://schemas.microsoft.com/office/word/2010/wordml" xmlns:w15="http://schemas.microsoft.com/office/word/2012/wordml" xmlns:w16se="http://schemas.microsoft.com/office/word/2015/wordml/symex" xmlns:wpg="http://schemas.microsoft.com/office/word/2010/wordprocessingGroup" xmlns:wpi="http://schemas.microsoft.com/office/word/2010/wordprocessingInk" xmlns:wne="http://schemas.microsoft.com/office/word/2006/wordml" xmlns:wps="http://schemas.microsoft.com/office/word/2010/wordprocessingShape" mc:Ignorable="w14 w15 w16se wp14">
+  <w:abstractNum w:abstractNumId="0" w15:restartNumberingAfterBreak="0">
     <w:nsid w:val="2781295C"/>
-    <w:multiLevelType w:val="multilevel"/>
-    <w:tmpl w:val="2781295C"/>
-    <w:lvl w:ilvl="0" w:tentative="0">
+    <w:multiLevelType w:val="hybridMultilevel"/>
+    <w:tmpl w:val="6B749A30"/>
+    <w:lvl w:ilvl="0" w:tplc="4009000F">
       <w:start w:val="1"/>
       <w:numFmt w:val="decimal"/>
       <w:lvlText w:val="%1."/>
@@ -910,7 +852,7 @@
         <w:rFonts w:hint="default"/>
       </w:rPr>
     </w:lvl>
-    <w:lvl w:ilvl="1" w:tentative="0">
+    <w:lvl w:ilvl="1" w:tplc="40090019" w:tentative="1">
       <w:start w:val="1"/>
       <w:numFmt w:val="lowerLetter"/>
       <w:lvlText w:val="%2."/>
@@ -919,7 +861,7 @@
         <w:ind w:left="1440" w:hanging="360"/>
       </w:pPr>
     </w:lvl>
-    <w:lvl w:ilvl="2" w:tentative="0">
+    <w:lvl w:ilvl="2" w:tplc="4009001B" w:tentative="1">
       <w:start w:val="1"/>
       <w:numFmt w:val="lowerRoman"/>
       <w:lvlText w:val="%3."/>
@@ -928,7 +870,7 @@
         <w:ind w:left="2160" w:hanging="180"/>
       </w:pPr>
     </w:lvl>
-    <w:lvl w:ilvl="3" w:tentative="0">
+    <w:lvl w:ilvl="3" w:tplc="4009000F" w:tentative="1">
       <w:start w:val="1"/>
       <w:numFmt w:val="decimal"/>
       <w:lvlText w:val="%4."/>
@@ -937,7 +879,7 @@
         <w:ind w:left="2880" w:hanging="360"/>
       </w:pPr>
     </w:lvl>
-    <w:lvl w:ilvl="4" w:tentative="0">
+    <w:lvl w:ilvl="4" w:tplc="40090019" w:tentative="1">
       <w:start w:val="1"/>
       <w:numFmt w:val="lowerLetter"/>
       <w:lvlText w:val="%5."/>
@@ -946,7 +888,7 @@
         <w:ind w:left="3600" w:hanging="360"/>
       </w:pPr>
     </w:lvl>
-    <w:lvl w:ilvl="5" w:tentative="0">
+    <w:lvl w:ilvl="5" w:tplc="4009001B" w:tentative="1">
       <w:start w:val="1"/>
       <w:numFmt w:val="lowerRoman"/>
       <w:lvlText w:val="%6."/>
@@ -955,7 +897,7 @@
         <w:ind w:left="4320" w:hanging="180"/>
       </w:pPr>
     </w:lvl>
-    <w:lvl w:ilvl="6" w:tentative="0">
+    <w:lvl w:ilvl="6" w:tplc="4009000F" w:tentative="1">
       <w:start w:val="1"/>
       <w:numFmt w:val="decimal"/>
       <w:lvlText w:val="%7."/>
@@ -964,7 +906,7 @@
         <w:ind w:left="5040" w:hanging="360"/>
       </w:pPr>
     </w:lvl>
-    <w:lvl w:ilvl="7" w:tentative="0">
+    <w:lvl w:ilvl="7" w:tplc="40090019" w:tentative="1">
       <w:start w:val="1"/>
       <w:numFmt w:val="lowerLetter"/>
       <w:lvlText w:val="%8."/>
@@ -973,7 +915,7 @@
         <w:ind w:left="5760" w:hanging="360"/>
       </w:pPr>
     </w:lvl>
-    <w:lvl w:ilvl="8" w:tentative="0">
+    <w:lvl w:ilvl="8" w:tplc="4009001B" w:tentative="1">
       <w:start w:val="1"/>
       <w:numFmt w:val="lowerRoman"/>
       <w:lvlText w:val="%9."/>
@@ -990,287 +932,409 @@
 </file>
 
 <file path=word/styles.xml><?xml version="1.0" encoding="utf-8"?>
-<w:styles xmlns:mc="http://schemas.openxmlformats.org/markup-compatibility/2006" xmlns:o="urn:schemas-microsoft-com:office:office" xmlns:r="http://schemas.openxmlformats.org/officeDocument/2006/relationships" xmlns:m="http://schemas.openxmlformats.org/officeDocument/2006/math" xmlns:v="urn:schemas-microsoft-com:vml" xmlns:w="http://schemas.openxmlformats.org/wordprocessingml/2006/main" xmlns:w14="http://schemas.microsoft.com/office/word/2010/wordml" xmlns:w10="urn:schemas-microsoft-com:office:word" xmlns:sl="http://schemas.openxmlformats.org/schemaLibrary/2006/main" xmlns:wpsCustomData="http://www.wps.cn/officeDocument/2013/wpsCustomData" mc:Ignorable="w14">
+<w:styles xmlns:mc="http://schemas.openxmlformats.org/markup-compatibility/2006" xmlns:r="http://schemas.openxmlformats.org/officeDocument/2006/relationships" xmlns:w="http://schemas.openxmlformats.org/wordprocessingml/2006/main" xmlns:w14="http://schemas.microsoft.com/office/word/2010/wordml" xmlns:w15="http://schemas.microsoft.com/office/word/2012/wordml" xmlns:w16se="http://schemas.microsoft.com/office/word/2015/wordml/symex" mc:Ignorable="w14 w15 w16se">
   <w:docDefaults>
     <w:rPrDefault>
       <w:rPr>
-        <w:rFonts w:asciiTheme="minorHAnsi" w:hAnsiTheme="minorHAnsi" w:eastAsiaTheme="minorHAnsi" w:cstheme="minorBidi"/>
+        <w:rFonts w:asciiTheme="minorHAnsi" w:eastAsiaTheme="minorHAnsi" w:hAnsiTheme="minorHAnsi" w:cstheme="minorBidi"/>
+        <w:sz w:val="22"/>
+        <w:szCs w:val="22"/>
+        <w:lang w:val="en-US" w:eastAsia="en-US" w:bidi="ar-SA"/>
       </w:rPr>
     </w:rPrDefault>
-    <w:pPrDefault/>
+    <w:pPrDefault>
+      <w:pPr>
+        <w:widowControl w:val="0"/>
+        <w:autoSpaceDE w:val="0"/>
+        <w:autoSpaceDN w:val="0"/>
+      </w:pPr>
+    </w:pPrDefault>
   </w:docDefaults>
-  <w:latentStyles w:count="260" w:defQFormat="0" w:defUnhideWhenUsed="1" w:defSemiHidden="1" w:defUIPriority="99" w:defLockedState="0">
-    <w:lsdException w:qFormat="1" w:unhideWhenUsed="0" w:uiPriority="0" w:semiHidden="0" w:name="Normal"/>
-    <w:lsdException w:qFormat="1" w:unhideWhenUsed="0" w:uiPriority="9" w:semiHidden="0" w:name="heading 1"/>
-    <w:lsdException w:qFormat="1" w:uiPriority="9" w:semiHidden="0" w:name="heading 2"/>
-    <w:lsdException w:qFormat="1" w:uiPriority="9" w:semiHidden="0" w:name="heading 3"/>
-    <w:lsdException w:qFormat="1" w:uiPriority="9" w:name="heading 4"/>
-    <w:lsdException w:qFormat="1" w:uiPriority="9" w:name="heading 5"/>
-    <w:lsdException w:qFormat="1" w:uiPriority="9" w:name="heading 6"/>
-    <w:lsdException w:qFormat="1" w:uiPriority="9" w:name="heading 7"/>
-    <w:lsdException w:qFormat="1" w:uiPriority="9" w:name="heading 8"/>
-    <w:lsdException w:qFormat="1" w:uiPriority="9" w:name="heading 9"/>
-    <w:lsdException w:uiPriority="99" w:name="index 1"/>
-    <w:lsdException w:uiPriority="99" w:name="index 2"/>
-    <w:lsdException w:uiPriority="99" w:name="index 3"/>
-    <w:lsdException w:uiPriority="99" w:name="index 4"/>
-    <w:lsdException w:uiPriority="99" w:name="index 5"/>
-    <w:lsdException w:uiPriority="99" w:name="index 6"/>
-    <w:lsdException w:uiPriority="99" w:name="index 7"/>
-    <w:lsdException w:uiPriority="99" w:name="index 8"/>
-    <w:lsdException w:uiPriority="99" w:name="index 9"/>
-    <w:lsdException w:uiPriority="39" w:name="toc 1"/>
-    <w:lsdException w:uiPriority="39" w:name="toc 2"/>
-    <w:lsdException w:uiPriority="39" w:name="toc 3"/>
-    <w:lsdException w:uiPriority="39" w:name="toc 4"/>
-    <w:lsdException w:uiPriority="39" w:name="toc 5"/>
-    <w:lsdException w:uiPriority="39" w:name="toc 6"/>
-    <w:lsdException w:uiPriority="39" w:name="toc 7"/>
-    <w:lsdException w:uiPriority="39" w:name="toc 8"/>
-    <w:lsdException w:uiPriority="39" w:name="toc 9"/>
-    <w:lsdException w:uiPriority="99" w:name="Normal Indent"/>
-    <w:lsdException w:uiPriority="99" w:name="footnote text"/>
-    <w:lsdException w:uiPriority="99" w:name="annotation text"/>
-    <w:lsdException w:qFormat="1" w:uiPriority="99" w:semiHidden="0" w:name="header"/>
-    <w:lsdException w:qFormat="1" w:uiPriority="99" w:semiHidden="0" w:name="footer"/>
-    <w:lsdException w:uiPriority="99" w:name="index heading"/>
-    <w:lsdException w:qFormat="1" w:uiPriority="35" w:name="caption"/>
-    <w:lsdException w:uiPriority="99" w:name="table of figures"/>
-    <w:lsdException w:uiPriority="99" w:name="envelope address"/>
-    <w:lsdException w:uiPriority="99" w:name="envelope return"/>
-    <w:lsdException w:uiPriority="99" w:name="footnote reference"/>
-    <w:lsdException w:uiPriority="99" w:name="annotation reference"/>
-    <w:lsdException w:uiPriority="99" w:name="line number"/>
-    <w:lsdException w:uiPriority="99" w:name="page number"/>
-    <w:lsdException w:uiPriority="99" w:name="endnote reference"/>
-    <w:lsdException w:uiPriority="99" w:name="endnote text"/>
-    <w:lsdException w:uiPriority="99" w:name="table of authorities"/>
-    <w:lsdException w:uiPriority="99" w:name="macro"/>
-    <w:lsdException w:uiPriority="99" w:name="toa heading"/>
-    <w:lsdException w:uiPriority="99" w:name="List"/>
-    <w:lsdException w:uiPriority="99" w:name="List Bullet"/>
-    <w:lsdException w:uiPriority="99" w:name="List Number"/>
-    <w:lsdException w:uiPriority="99" w:name="List 2"/>
-    <w:lsdException w:uiPriority="99" w:name="List 3"/>
-    <w:lsdException w:uiPriority="99" w:name="List 4"/>
-    <w:lsdException w:uiPriority="99" w:name="List 5"/>
-    <w:lsdException w:uiPriority="99" w:name="List Bullet 2"/>
-    <w:lsdException w:uiPriority="99" w:name="List Bullet 3"/>
-    <w:lsdException w:uiPriority="99" w:name="List Bullet 4"/>
-    <w:lsdException w:uiPriority="99" w:name="List Bullet 5"/>
-    <w:lsdException w:uiPriority="99" w:name="List Number 2"/>
-    <w:lsdException w:uiPriority="99" w:name="List Number 3"/>
-    <w:lsdException w:uiPriority="99" w:name="List Number 4"/>
-    <w:lsdException w:uiPriority="99" w:name="List Number 5"/>
-    <w:lsdException w:qFormat="1" w:unhideWhenUsed="0" w:uiPriority="10" w:semiHidden="0" w:name="Title"/>
-    <w:lsdException w:uiPriority="99" w:name="Closing"/>
-    <w:lsdException w:uiPriority="99" w:name="Signature"/>
-    <w:lsdException w:uiPriority="1" w:name="Default Paragraph Font"/>
-    <w:lsdException w:qFormat="1" w:unhideWhenUsed="0" w:uiPriority="1" w:semiHidden="0" w:name="Body Text"/>
-    <w:lsdException w:uiPriority="99" w:name="Body Text Indent"/>
-    <w:lsdException w:uiPriority="99" w:name="List Continue"/>
-    <w:lsdException w:uiPriority="99" w:name="List Continue 2"/>
-    <w:lsdException w:uiPriority="99" w:name="List Continue 3"/>
-    <w:lsdException w:uiPriority="99" w:name="List Continue 4"/>
-    <w:lsdException w:uiPriority="99" w:name="List Continue 5"/>
-    <w:lsdException w:uiPriority="99" w:name="Message Header"/>
-    <w:lsdException w:qFormat="1" w:unhideWhenUsed="0" w:uiPriority="11" w:semiHidden="0" w:name="Subtitle"/>
-    <w:lsdException w:uiPriority="99" w:name="Salutation"/>
-    <w:lsdException w:uiPriority="99" w:name="Date"/>
-    <w:lsdException w:uiPriority="99" w:name="Body Text First Indent"/>
-    <w:lsdException w:uiPriority="99" w:name="Body Text First Indent 2"/>
-    <w:lsdException w:uiPriority="99" w:name="Note Heading"/>
-    <w:lsdException w:uiPriority="99" w:name="Body Text 2"/>
-    <w:lsdException w:uiPriority="99" w:name="Body Text 3"/>
-    <w:lsdException w:uiPriority="99" w:name="Body Text Indent 2"/>
-    <w:lsdException w:uiPriority="99" w:name="Body Text Indent 3"/>
-    <w:lsdException w:uiPriority="99" w:name="Block Text"/>
-    <w:lsdException w:uiPriority="99" w:name="Hyperlink"/>
-    <w:lsdException w:uiPriority="99" w:name="FollowedHyperlink"/>
-    <w:lsdException w:qFormat="1" w:unhideWhenUsed="0" w:uiPriority="22" w:semiHidden="0" w:name="Strong"/>
-    <w:lsdException w:qFormat="1" w:unhideWhenUsed="0" w:uiPriority="20" w:semiHidden="0" w:name="Emphasis"/>
-    <w:lsdException w:uiPriority="99" w:name="Document Map"/>
-    <w:lsdException w:uiPriority="99" w:name="Plain Text"/>
-    <w:lsdException w:uiPriority="99" w:name="E-mail Signature"/>
-    <w:lsdException w:uiPriority="99" w:name="Normal (Web)"/>
-    <w:lsdException w:uiPriority="99" w:name="HTML Acronym"/>
-    <w:lsdException w:uiPriority="99" w:name="HTML Address"/>
-    <w:lsdException w:uiPriority="99" w:name="HTML Cite"/>
-    <w:lsdException w:uiPriority="99" w:name="HTML Code"/>
-    <w:lsdException w:uiPriority="99" w:name="HTML Definition"/>
-    <w:lsdException w:uiPriority="99" w:name="HTML Keyboard"/>
-    <w:lsdException w:uiPriority="99" w:name="HTML Preformatted"/>
-    <w:lsdException w:uiPriority="99" w:name="HTML Sample"/>
-    <w:lsdException w:uiPriority="99" w:name="HTML Typewriter"/>
-    <w:lsdException w:uiPriority="99" w:name="HTML Variable"/>
-    <w:lsdException w:qFormat="1" w:uiPriority="99" w:name="Normal Table"/>
-    <w:lsdException w:uiPriority="99" w:name="annotation subject"/>
-    <w:lsdException w:uiPriority="99" w:name="Table Simple 1"/>
-    <w:lsdException w:uiPriority="99" w:name="Table Simple 2"/>
-    <w:lsdException w:uiPriority="99" w:name="Table Simple 3"/>
-    <w:lsdException w:uiPriority="99" w:name="Table Classic 1"/>
-    <w:lsdException w:uiPriority="99" w:name="Table Classic 2"/>
-    <w:lsdException w:uiPriority="99" w:name="Table Classic 3"/>
-    <w:lsdException w:uiPriority="99" w:name="Table Classic 4"/>
-    <w:lsdException w:uiPriority="99" w:name="Table Colorful 1"/>
-    <w:lsdException w:uiPriority="99" w:name="Table Colorful 2"/>
-    <w:lsdException w:uiPriority="99" w:name="Table Colorful 3"/>
-    <w:lsdException w:uiPriority="99" w:name="Table Columns 1"/>
-    <w:lsdException w:uiPriority="99" w:name="Table Columns 2"/>
-    <w:lsdException w:uiPriority="99" w:name="Table Columns 3"/>
-    <w:lsdException w:uiPriority="99" w:name="Table Columns 4"/>
-    <w:lsdException w:uiPriority="99" w:name="Table Columns 5"/>
-    <w:lsdException w:uiPriority="99" w:name="Table Grid 1"/>
-    <w:lsdException w:uiPriority="99" w:name="Table Grid 2"/>
-    <w:lsdException w:uiPriority="99" w:name="Table Grid 3"/>
-    <w:lsdException w:uiPriority="99" w:name="Table Grid 4"/>
-    <w:lsdException w:uiPriority="99" w:name="Table Grid 5"/>
-    <w:lsdException w:uiPriority="99" w:name="Table Grid 6"/>
-    <w:lsdException w:uiPriority="99" w:name="Table Grid 7"/>
-    <w:lsdException w:uiPriority="99" w:name="Table Grid 8"/>
-    <w:lsdException w:uiPriority="99" w:name="Table List 1"/>
-    <w:lsdException w:uiPriority="99" w:name="Table List 2"/>
-    <w:lsdException w:uiPriority="99" w:name="Table List 3"/>
-    <w:lsdException w:uiPriority="99" w:name="Table List 4"/>
-    <w:lsdException w:uiPriority="99" w:name="Table List 5"/>
-    <w:lsdException w:uiPriority="99" w:name="Table List 6"/>
-    <w:lsdException w:uiPriority="99" w:name="Table List 7"/>
-    <w:lsdException w:uiPriority="99" w:name="Table List 8"/>
-    <w:lsdException w:uiPriority="99" w:name="Table 3D effects 1"/>
-    <w:lsdException w:uiPriority="99" w:name="Table 3D effects 2"/>
-    <w:lsdException w:uiPriority="99" w:name="Table 3D effects 3"/>
-    <w:lsdException w:uiPriority="99" w:name="Table Contemporary"/>
-    <w:lsdException w:uiPriority="99" w:name="Table Elegant"/>
-    <w:lsdException w:uiPriority="99" w:name="Table Professional"/>
-    <w:lsdException w:uiPriority="99" w:name="Table Subtle 1"/>
-    <w:lsdException w:uiPriority="99" w:name="Table Subtle 2"/>
-    <w:lsdException w:uiPriority="99" w:name="Table Web 1"/>
-    <w:lsdException w:uiPriority="99" w:name="Table Web 2"/>
-    <w:lsdException w:uiPriority="99" w:name="Table Web 3"/>
-    <w:lsdException w:uiPriority="99" w:name="Balloon Text"/>
-    <w:lsdException w:qFormat="1" w:unhideWhenUsed="0" w:uiPriority="59" w:semiHidden="0" w:name="Table Grid"/>
-    <w:lsdException w:uiPriority="99" w:name="Table Theme"/>
-    <w:lsdException w:unhideWhenUsed="0" w:uiPriority="60" w:semiHidden="0" w:name="Light Shading"/>
-    <w:lsdException w:unhideWhenUsed="0" w:uiPriority="61" w:semiHidden="0" w:name="Light List"/>
-    <w:lsdException w:unhideWhenUsed="0" w:uiPriority="62" w:semiHidden="0" w:name="Light Grid"/>
-    <w:lsdException w:unhideWhenUsed="0" w:uiPriority="63" w:semiHidden="0" w:name="Medium Shading 1"/>
-    <w:lsdException w:unhideWhenUsed="0" w:uiPriority="64" w:semiHidden="0" w:name="Medium Shading 2"/>
-    <w:lsdException w:unhideWhenUsed="0" w:uiPriority="65" w:semiHidden="0" w:name="Medium List 1"/>
-    <w:lsdException w:unhideWhenUsed="0" w:uiPriority="66" w:semiHidden="0" w:name="Medium List 2"/>
-    <w:lsdException w:unhideWhenUsed="0" w:uiPriority="67" w:semiHidden="0" w:name="Medium Grid 1"/>
-    <w:lsdException w:unhideWhenUsed="0" w:uiPriority="68" w:semiHidden="0" w:name="Medium Grid 2"/>
-    <w:lsdException w:unhideWhenUsed="0" w:uiPriority="69" w:semiHidden="0" w:name="Medium Grid 3"/>
-    <w:lsdException w:unhideWhenUsed="0" w:uiPriority="70" w:semiHidden="0" w:name="Dark List"/>
-    <w:lsdException w:unhideWhenUsed="0" w:uiPriority="71" w:semiHidden="0" w:name="Colorful Shading"/>
-    <w:lsdException w:unhideWhenUsed="0" w:uiPriority="72" w:semiHidden="0" w:name="Colorful List"/>
-    <w:lsdException w:unhideWhenUsed="0" w:uiPriority="73" w:semiHidden="0" w:name="Colorful Grid"/>
-    <w:lsdException w:unhideWhenUsed="0" w:uiPriority="60" w:semiHidden="0" w:name="Light Shading Accent 1"/>
-    <w:lsdException w:unhideWhenUsed="0" w:uiPriority="61" w:semiHidden="0" w:name="Light List Accent 1"/>
-    <w:lsdException w:unhideWhenUsed="0" w:uiPriority="62" w:semiHidden="0" w:name="Light Grid Accent 1"/>
-    <w:lsdException w:unhideWhenUsed="0" w:uiPriority="63" w:semiHidden="0" w:name="Medium Shading 1 Accent 1"/>
-    <w:lsdException w:unhideWhenUsed="0" w:uiPriority="64" w:semiHidden="0" w:name="Medium Shading 2 Accent 1"/>
-    <w:lsdException w:unhideWhenUsed="0" w:uiPriority="65" w:semiHidden="0" w:name="Medium List 1 Accent 1"/>
-    <w:lsdException w:qFormat="1" w:unhideWhenUsed="0" w:uiPriority="1" w:semiHidden="0" w:name="List Paragraph"/>
-    <w:lsdException w:unhideWhenUsed="0" w:uiPriority="66" w:semiHidden="0" w:name="Medium List 2 Accent 1"/>
-    <w:lsdException w:unhideWhenUsed="0" w:uiPriority="67" w:semiHidden="0" w:name="Medium Grid 1 Accent 1"/>
-    <w:lsdException w:unhideWhenUsed="0" w:uiPriority="68" w:semiHidden="0" w:name="Medium Grid 2 Accent 1"/>
-    <w:lsdException w:unhideWhenUsed="0" w:uiPriority="69" w:semiHidden="0" w:name="Medium Grid 3 Accent 1"/>
-    <w:lsdException w:unhideWhenUsed="0" w:uiPriority="70" w:semiHidden="0" w:name="Dark List Accent 1"/>
-    <w:lsdException w:unhideWhenUsed="0" w:uiPriority="71" w:semiHidden="0" w:name="Colorful Shading Accent 1"/>
-    <w:lsdException w:unhideWhenUsed="0" w:uiPriority="72" w:semiHidden="0" w:name="Colorful List Accent 1"/>
-    <w:lsdException w:unhideWhenUsed="0" w:uiPriority="73" w:semiHidden="0" w:name="Colorful Grid Accent 1"/>
-    <w:lsdException w:unhideWhenUsed="0" w:uiPriority="60" w:semiHidden="0" w:name="Light Shading Accent 2"/>
-    <w:lsdException w:unhideWhenUsed="0" w:uiPriority="61" w:semiHidden="0" w:name="Light List Accent 2"/>
-    <w:lsdException w:unhideWhenUsed="0" w:uiPriority="62" w:semiHidden="0" w:name="Light Grid Accent 2"/>
-    <w:lsdException w:unhideWhenUsed="0" w:uiPriority="63" w:semiHidden="0" w:name="Medium Shading 1 Accent 2"/>
-    <w:lsdException w:unhideWhenUsed="0" w:uiPriority="64" w:semiHidden="0" w:name="Medium Shading 2 Accent 2"/>
-    <w:lsdException w:unhideWhenUsed="0" w:uiPriority="65" w:semiHidden="0" w:name="Medium List 1 Accent 2"/>
-    <w:lsdException w:unhideWhenUsed="0" w:uiPriority="66" w:semiHidden="0" w:name="Medium List 2 Accent 2"/>
-    <w:lsdException w:unhideWhenUsed="0" w:uiPriority="67" w:semiHidden="0" w:name="Medium Grid 1 Accent 2"/>
-    <w:lsdException w:unhideWhenUsed="0" w:uiPriority="68" w:semiHidden="0" w:name="Medium Grid 2 Accent 2"/>
-    <w:lsdException w:unhideWhenUsed="0" w:uiPriority="69" w:semiHidden="0" w:name="Medium Grid 3 Accent 2"/>
-    <w:lsdException w:unhideWhenUsed="0" w:uiPriority="70" w:semiHidden="0" w:name="Dark List Accent 2"/>
-    <w:lsdException w:unhideWhenUsed="0" w:uiPriority="71" w:semiHidden="0" w:name="Colorful Shading Accent 2"/>
-    <w:lsdException w:unhideWhenUsed="0" w:uiPriority="72" w:semiHidden="0" w:name="Colorful List Accent 2"/>
-    <w:lsdException w:unhideWhenUsed="0" w:uiPriority="73" w:semiHidden="0" w:name="Colorful Grid Accent 2"/>
-    <w:lsdException w:unhideWhenUsed="0" w:uiPriority="60" w:semiHidden="0" w:name="Light Shading Accent 3"/>
-    <w:lsdException w:unhideWhenUsed="0" w:uiPriority="61" w:semiHidden="0" w:name="Light List Accent 3"/>
-    <w:lsdException w:unhideWhenUsed="0" w:uiPriority="62" w:semiHidden="0" w:name="Light Grid Accent 3"/>
-    <w:lsdException w:unhideWhenUsed="0" w:uiPriority="63" w:semiHidden="0" w:name="Medium Shading 1 Accent 3"/>
-    <w:lsdException w:unhideWhenUsed="0" w:uiPriority="64" w:semiHidden="0" w:name="Medium Shading 2 Accent 3"/>
-    <w:lsdException w:unhideWhenUsed="0" w:uiPriority="65" w:semiHidden="0" w:name="Medium List 1 Accent 3"/>
-    <w:lsdException w:unhideWhenUsed="0" w:uiPriority="66" w:semiHidden="0" w:name="Medium List 2 Accent 3"/>
-    <w:lsdException w:unhideWhenUsed="0" w:uiPriority="67" w:semiHidden="0" w:name="Medium Grid 1 Accent 3"/>
-    <w:lsdException w:unhideWhenUsed="0" w:uiPriority="68" w:semiHidden="0" w:name="Medium Grid 2 Accent 3"/>
-    <w:lsdException w:unhideWhenUsed="0" w:uiPriority="69" w:semiHidden="0" w:name="Medium Grid 3 Accent 3"/>
-    <w:lsdException w:unhideWhenUsed="0" w:uiPriority="70" w:semiHidden="0" w:name="Dark List Accent 3"/>
-    <w:lsdException w:unhideWhenUsed="0" w:uiPriority="71" w:semiHidden="0" w:name="Colorful Shading Accent 3"/>
-    <w:lsdException w:unhideWhenUsed="0" w:uiPriority="72" w:semiHidden="0" w:name="Colorful List Accent 3"/>
-    <w:lsdException w:unhideWhenUsed="0" w:uiPriority="73" w:semiHidden="0" w:name="Colorful Grid Accent 3"/>
-    <w:lsdException w:unhideWhenUsed="0" w:uiPriority="60" w:semiHidden="0" w:name="Light Shading Accent 4"/>
-    <w:lsdException w:unhideWhenUsed="0" w:uiPriority="61" w:semiHidden="0" w:name="Light List Accent 4"/>
-    <w:lsdException w:unhideWhenUsed="0" w:uiPriority="62" w:semiHidden="0" w:name="Light Grid Accent 4"/>
-    <w:lsdException w:unhideWhenUsed="0" w:uiPriority="63" w:semiHidden="0" w:name="Medium Shading 1 Accent 4"/>
-    <w:lsdException w:unhideWhenUsed="0" w:uiPriority="64" w:semiHidden="0" w:name="Medium Shading 2 Accent 4"/>
-    <w:lsdException w:unhideWhenUsed="0" w:uiPriority="65" w:semiHidden="0" w:name="Medium List 1 Accent 4"/>
-    <w:lsdException w:unhideWhenUsed="0" w:uiPriority="66" w:semiHidden="0" w:name="Medium List 2 Accent 4"/>
-    <w:lsdException w:unhideWhenUsed="0" w:uiPriority="67" w:semiHidden="0" w:name="Medium Grid 1 Accent 4"/>
-    <w:lsdException w:unhideWhenUsed="0" w:uiPriority="68" w:semiHidden="0" w:name="Medium Grid 2 Accent 4"/>
-    <w:lsdException w:unhideWhenUsed="0" w:uiPriority="69" w:semiHidden="0" w:name="Medium Grid 3 Accent 4"/>
-    <w:lsdException w:unhideWhenUsed="0" w:uiPriority="70" w:semiHidden="0" w:name="Dark List Accent 4"/>
-    <w:lsdException w:unhideWhenUsed="0" w:uiPriority="71" w:semiHidden="0" w:name="Colorful Shading Accent 4"/>
-    <w:lsdException w:unhideWhenUsed="0" w:uiPriority="72" w:semiHidden="0" w:name="Colorful List Accent 4"/>
-    <w:lsdException w:unhideWhenUsed="0" w:uiPriority="73" w:semiHidden="0" w:name="Colorful Grid Accent 4"/>
-    <w:lsdException w:unhideWhenUsed="0" w:uiPriority="60" w:semiHidden="0" w:name="Light Shading Accent 5"/>
-    <w:lsdException w:unhideWhenUsed="0" w:uiPriority="61" w:semiHidden="0" w:name="Light List Accent 5"/>
-    <w:lsdException w:unhideWhenUsed="0" w:uiPriority="62" w:semiHidden="0" w:name="Light Grid Accent 5"/>
-    <w:lsdException w:unhideWhenUsed="0" w:uiPriority="63" w:semiHidden="0" w:name="Medium Shading 1 Accent 5"/>
-    <w:lsdException w:unhideWhenUsed="0" w:uiPriority="64" w:semiHidden="0" w:name="Medium Shading 2 Accent 5"/>
-    <w:lsdException w:unhideWhenUsed="0" w:uiPriority="65" w:semiHidden="0" w:name="Medium List 1 Accent 5"/>
-    <w:lsdException w:unhideWhenUsed="0" w:uiPriority="66" w:semiHidden="0" w:name="Medium List 2 Accent 5"/>
-    <w:lsdException w:unhideWhenUsed="0" w:uiPriority="67" w:semiHidden="0" w:name="Medium Grid 1 Accent 5"/>
-    <w:lsdException w:unhideWhenUsed="0" w:uiPriority="68" w:semiHidden="0" w:name="Medium Grid 2 Accent 5"/>
-    <w:lsdException w:unhideWhenUsed="0" w:uiPriority="69" w:semiHidden="0" w:name="Medium Grid 3 Accent 5"/>
-    <w:lsdException w:unhideWhenUsed="0" w:uiPriority="70" w:semiHidden="0" w:name="Dark List Accent 5"/>
-    <w:lsdException w:unhideWhenUsed="0" w:uiPriority="71" w:semiHidden="0" w:name="Colorful Shading Accent 5"/>
-    <w:lsdException w:unhideWhenUsed="0" w:uiPriority="72" w:semiHidden="0" w:name="Colorful List Accent 5"/>
-    <w:lsdException w:unhideWhenUsed="0" w:uiPriority="73" w:semiHidden="0" w:name="Colorful Grid Accent 5"/>
-    <w:lsdException w:unhideWhenUsed="0" w:uiPriority="60" w:semiHidden="0" w:name="Light Shading Accent 6"/>
-    <w:lsdException w:unhideWhenUsed="0" w:uiPriority="61" w:semiHidden="0" w:name="Light List Accent 6"/>
-    <w:lsdException w:unhideWhenUsed="0" w:uiPriority="62" w:semiHidden="0" w:name="Light Grid Accent 6"/>
-    <w:lsdException w:unhideWhenUsed="0" w:uiPriority="63" w:semiHidden="0" w:name="Medium Shading 1 Accent 6"/>
-    <w:lsdException w:unhideWhenUsed="0" w:uiPriority="64" w:semiHidden="0" w:name="Medium Shading 2 Accent 6"/>
-    <w:lsdException w:unhideWhenUsed="0" w:uiPriority="65" w:semiHidden="0" w:name="Medium List 1 Accent 6"/>
-    <w:lsdException w:unhideWhenUsed="0" w:uiPriority="66" w:semiHidden="0" w:name="Medium List 2 Accent 6"/>
-    <w:lsdException w:unhideWhenUsed="0" w:uiPriority="67" w:semiHidden="0" w:name="Medium Grid 1 Accent 6"/>
-    <w:lsdException w:unhideWhenUsed="0" w:uiPriority="68" w:semiHidden="0" w:name="Medium Grid 2 Accent 6"/>
-    <w:lsdException w:unhideWhenUsed="0" w:uiPriority="69" w:semiHidden="0" w:name="Medium Grid 3 Accent 6"/>
-    <w:lsdException w:unhideWhenUsed="0" w:uiPriority="70" w:semiHidden="0" w:name="Dark List Accent 6"/>
-    <w:lsdException w:unhideWhenUsed="0" w:uiPriority="71" w:semiHidden="0" w:name="Colorful Shading Accent 6"/>
-    <w:lsdException w:unhideWhenUsed="0" w:uiPriority="72" w:semiHidden="0" w:name="Colorful List Accent 6"/>
-    <w:lsdException w:unhideWhenUsed="0" w:uiPriority="73" w:semiHidden="0" w:name="Colorful Grid Accent 6"/>
+  <w:latentStyles w:defLockedState="0" w:defUIPriority="99" w:defSemiHidden="0" w:defUnhideWhenUsed="0" w:defQFormat="0" w:count="371">
+    <w:lsdException w:name="Normal" w:uiPriority="0" w:qFormat="1"/>
+    <w:lsdException w:name="heading 1" w:uiPriority="9" w:qFormat="1"/>
+    <w:lsdException w:name="heading 2" w:semiHidden="1" w:uiPriority="9" w:unhideWhenUsed="1" w:qFormat="1"/>
+    <w:lsdException w:name="heading 3" w:semiHidden="1" w:uiPriority="9" w:unhideWhenUsed="1" w:qFormat="1"/>
+    <w:lsdException w:name="heading 4" w:semiHidden="1" w:uiPriority="9" w:unhideWhenUsed="1" w:qFormat="1"/>
+    <w:lsdException w:name="heading 5" w:semiHidden="1" w:uiPriority="9" w:unhideWhenUsed="1" w:qFormat="1"/>
+    <w:lsdException w:name="heading 6" w:semiHidden="1" w:uiPriority="9" w:unhideWhenUsed="1" w:qFormat="1"/>
+    <w:lsdException w:name="heading 7" w:semiHidden="1" w:uiPriority="9" w:unhideWhenUsed="1" w:qFormat="1"/>
+    <w:lsdException w:name="heading 8" w:semiHidden="1" w:uiPriority="9" w:unhideWhenUsed="1" w:qFormat="1"/>
+    <w:lsdException w:name="heading 9" w:semiHidden="1" w:uiPriority="9" w:unhideWhenUsed="1" w:qFormat="1"/>
+    <w:lsdException w:name="index 1" w:semiHidden="1" w:unhideWhenUsed="1"/>
+    <w:lsdException w:name="index 2" w:semiHidden="1" w:unhideWhenUsed="1"/>
+    <w:lsdException w:name="index 3" w:semiHidden="1" w:unhideWhenUsed="1"/>
+    <w:lsdException w:name="index 4" w:semiHidden="1" w:unhideWhenUsed="1"/>
+    <w:lsdException w:name="index 5" w:semiHidden="1" w:unhideWhenUsed="1"/>
+    <w:lsdException w:name="index 6" w:semiHidden="1" w:unhideWhenUsed="1"/>
+    <w:lsdException w:name="index 7" w:semiHidden="1" w:unhideWhenUsed="1"/>
+    <w:lsdException w:name="index 8" w:semiHidden="1" w:unhideWhenUsed="1"/>
+    <w:lsdException w:name="index 9" w:semiHidden="1" w:unhideWhenUsed="1"/>
+    <w:lsdException w:name="toc 1" w:semiHidden="1" w:uiPriority="39" w:unhideWhenUsed="1"/>
+    <w:lsdException w:name="toc 2" w:semiHidden="1" w:uiPriority="39" w:unhideWhenUsed="1"/>
+    <w:lsdException w:name="toc 3" w:semiHidden="1" w:uiPriority="39" w:unhideWhenUsed="1"/>
+    <w:lsdException w:name="toc 4" w:semiHidden="1" w:uiPriority="39" w:unhideWhenUsed="1"/>
+    <w:lsdException w:name="toc 5" w:semiHidden="1" w:uiPriority="39" w:unhideWhenUsed="1"/>
+    <w:lsdException w:name="toc 6" w:semiHidden="1" w:uiPriority="39" w:unhideWhenUsed="1"/>
+    <w:lsdException w:name="toc 7" w:semiHidden="1" w:uiPriority="39" w:unhideWhenUsed="1"/>
+    <w:lsdException w:name="toc 8" w:semiHidden="1" w:uiPriority="39" w:unhideWhenUsed="1"/>
+    <w:lsdException w:name="toc 9" w:semiHidden="1" w:uiPriority="39" w:unhideWhenUsed="1"/>
+    <w:lsdException w:name="Normal Indent" w:semiHidden="1" w:unhideWhenUsed="1"/>
+    <w:lsdException w:name="footnote text" w:semiHidden="1" w:unhideWhenUsed="1"/>
+    <w:lsdException w:name="annotation text" w:semiHidden="1" w:unhideWhenUsed="1"/>
+    <w:lsdException w:name="header" w:semiHidden="1" w:unhideWhenUsed="1"/>
+    <w:lsdException w:name="footer" w:semiHidden="1" w:unhideWhenUsed="1"/>
+    <w:lsdException w:name="index heading" w:semiHidden="1" w:unhideWhenUsed="1"/>
+    <w:lsdException w:name="caption" w:semiHidden="1" w:uiPriority="35" w:unhideWhenUsed="1" w:qFormat="1"/>
+    <w:lsdException w:name="table of figures" w:semiHidden="1" w:unhideWhenUsed="1"/>
+    <w:lsdException w:name="envelope address" w:semiHidden="1" w:unhideWhenUsed="1"/>
+    <w:lsdException w:name="envelope return" w:semiHidden="1" w:unhideWhenUsed="1"/>
+    <w:lsdException w:name="footnote reference" w:semiHidden="1" w:unhideWhenUsed="1"/>
+    <w:lsdException w:name="annotation reference" w:semiHidden="1" w:unhideWhenUsed="1"/>
+    <w:lsdException w:name="line number" w:semiHidden="1" w:unhideWhenUsed="1"/>
+    <w:lsdException w:name="page number" w:semiHidden="1" w:unhideWhenUsed="1"/>
+    <w:lsdException w:name="endnote reference" w:semiHidden="1" w:unhideWhenUsed="1"/>
+    <w:lsdException w:name="endnote text" w:semiHidden="1" w:unhideWhenUsed="1"/>
+    <w:lsdException w:name="table of authorities" w:semiHidden="1" w:unhideWhenUsed="1"/>
+    <w:lsdException w:name="macro" w:semiHidden="1" w:unhideWhenUsed="1"/>
+    <w:lsdException w:name="toa heading" w:semiHidden="1" w:unhideWhenUsed="1"/>
+    <w:lsdException w:name="List" w:semiHidden="1" w:unhideWhenUsed="1"/>
+    <w:lsdException w:name="List Bullet" w:semiHidden="1" w:unhideWhenUsed="1"/>
+    <w:lsdException w:name="List Number" w:semiHidden="1" w:unhideWhenUsed="1"/>
+    <w:lsdException w:name="List 2" w:semiHidden="1" w:unhideWhenUsed="1"/>
+    <w:lsdException w:name="List 3" w:semiHidden="1" w:unhideWhenUsed="1"/>
+    <w:lsdException w:name="List 4" w:semiHidden="1" w:unhideWhenUsed="1"/>
+    <w:lsdException w:name="List 5" w:semiHidden="1" w:unhideWhenUsed="1"/>
+    <w:lsdException w:name="List Bullet 2" w:semiHidden="1" w:unhideWhenUsed="1"/>
+    <w:lsdException w:name="List Bullet 3" w:semiHidden="1" w:unhideWhenUsed="1"/>
+    <w:lsdException w:name="List Bullet 4" w:semiHidden="1" w:unhideWhenUsed="1"/>
+    <w:lsdException w:name="List Bullet 5" w:semiHidden="1" w:unhideWhenUsed="1"/>
+    <w:lsdException w:name="List Number 2" w:semiHidden="1" w:unhideWhenUsed="1"/>
+    <w:lsdException w:name="List Number 3" w:semiHidden="1" w:unhideWhenUsed="1"/>
+    <w:lsdException w:name="List Number 4" w:semiHidden="1" w:unhideWhenUsed="1"/>
+    <w:lsdException w:name="List Number 5" w:semiHidden="1" w:unhideWhenUsed="1"/>
+    <w:lsdException w:name="Title" w:uiPriority="10" w:qFormat="1"/>
+    <w:lsdException w:name="Closing" w:semiHidden="1" w:unhideWhenUsed="1"/>
+    <w:lsdException w:name="Signature" w:semiHidden="1" w:unhideWhenUsed="1"/>
+    <w:lsdException w:name="Default Paragraph Font" w:semiHidden="1" w:uiPriority="1" w:unhideWhenUsed="1"/>
+    <w:lsdException w:name="Body Text" w:semiHidden="1" w:unhideWhenUsed="1"/>
+    <w:lsdException w:name="Body Text Indent" w:semiHidden="1" w:unhideWhenUsed="1"/>
+    <w:lsdException w:name="List Continue" w:semiHidden="1" w:unhideWhenUsed="1"/>
+    <w:lsdException w:name="List Continue 2" w:semiHidden="1" w:unhideWhenUsed="1"/>
+    <w:lsdException w:name="List Continue 3" w:semiHidden="1" w:unhideWhenUsed="1"/>
+    <w:lsdException w:name="List Continue 4" w:semiHidden="1" w:unhideWhenUsed="1"/>
+    <w:lsdException w:name="List Continue 5" w:semiHidden="1" w:unhideWhenUsed="1"/>
+    <w:lsdException w:name="Message Header" w:semiHidden="1" w:unhideWhenUsed="1"/>
+    <w:lsdException w:name="Subtitle" w:uiPriority="11" w:qFormat="1"/>
+    <w:lsdException w:name="Salutation" w:semiHidden="1" w:unhideWhenUsed="1"/>
+    <w:lsdException w:name="Date" w:semiHidden="1" w:unhideWhenUsed="1"/>
+    <w:lsdException w:name="Body Text First Indent" w:semiHidden="1" w:unhideWhenUsed="1"/>
+    <w:lsdException w:name="Body Text First Indent 2" w:semiHidden="1" w:unhideWhenUsed="1"/>
+    <w:lsdException w:name="Note Heading" w:semiHidden="1" w:unhideWhenUsed="1"/>
+    <w:lsdException w:name="Body Text 2" w:semiHidden="1" w:unhideWhenUsed="1"/>
+    <w:lsdException w:name="Body Text 3" w:semiHidden="1" w:unhideWhenUsed="1"/>
+    <w:lsdException w:name="Body Text Indent 2" w:semiHidden="1" w:unhideWhenUsed="1"/>
+    <w:lsdException w:name="Body Text Indent 3" w:semiHidden="1" w:unhideWhenUsed="1"/>
+    <w:lsdException w:name="Block Text" w:semiHidden="1" w:unhideWhenUsed="1"/>
+    <w:lsdException w:name="Hyperlink" w:semiHidden="1" w:unhideWhenUsed="1"/>
+    <w:lsdException w:name="FollowedHyperlink" w:semiHidden="1" w:unhideWhenUsed="1"/>
+    <w:lsdException w:name="Strong" w:uiPriority="22" w:qFormat="1"/>
+    <w:lsdException w:name="Emphasis" w:uiPriority="20" w:qFormat="1"/>
+    <w:lsdException w:name="Document Map" w:semiHidden="1" w:unhideWhenUsed="1"/>
+    <w:lsdException w:name="Plain Text" w:semiHidden="1" w:unhideWhenUsed="1"/>
+    <w:lsdException w:name="E-mail Signature" w:semiHidden="1" w:unhideWhenUsed="1"/>
+    <w:lsdException w:name="HTML Top of Form" w:semiHidden="1" w:unhideWhenUsed="1"/>
+    <w:lsdException w:name="HTML Bottom of Form" w:semiHidden="1" w:unhideWhenUsed="1"/>
+    <w:lsdException w:name="Normal (Web)" w:semiHidden="1" w:unhideWhenUsed="1"/>
+    <w:lsdException w:name="HTML Acronym" w:semiHidden="1" w:unhideWhenUsed="1"/>
+    <w:lsdException w:name="HTML Address" w:semiHidden="1" w:unhideWhenUsed="1"/>
+    <w:lsdException w:name="HTML Cite" w:semiHidden="1" w:unhideWhenUsed="1"/>
+    <w:lsdException w:name="HTML Code" w:semiHidden="1" w:unhideWhenUsed="1"/>
+    <w:lsdException w:name="HTML Definition" w:semiHidden="1" w:unhideWhenUsed="1"/>
+    <w:lsdException w:name="HTML Keyboard" w:semiHidden="1" w:unhideWhenUsed="1"/>
+    <w:lsdException w:name="HTML Preformatted" w:semiHidden="1" w:unhideWhenUsed="1"/>
+    <w:lsdException w:name="HTML Sample" w:semiHidden="1" w:unhideWhenUsed="1"/>
+    <w:lsdException w:name="HTML Typewriter" w:semiHidden="1" w:unhideWhenUsed="1"/>
+    <w:lsdException w:name="HTML Variable" w:semiHidden="1" w:unhideWhenUsed="1"/>
+    <w:lsdException w:name="Normal Table" w:semiHidden="1" w:unhideWhenUsed="1"/>
+    <w:lsdException w:name="annotation subject" w:semiHidden="1" w:unhideWhenUsed="1"/>
+    <w:lsdException w:name="No List" w:semiHidden="1" w:unhideWhenUsed="1"/>
+    <w:lsdException w:name="Outline List 1" w:semiHidden="1" w:unhideWhenUsed="1"/>
+    <w:lsdException w:name="Outline List 2" w:semiHidden="1" w:unhideWhenUsed="1"/>
+    <w:lsdException w:name="Outline List 3" w:semiHidden="1" w:unhideWhenUsed="1"/>
+    <w:lsdException w:name="Table Simple 1" w:semiHidden="1" w:unhideWhenUsed="1"/>
+    <w:lsdException w:name="Table Simple 2" w:semiHidden="1" w:unhideWhenUsed="1"/>
+    <w:lsdException w:name="Table Simple 3" w:semiHidden="1" w:unhideWhenUsed="1"/>
+    <w:lsdException w:name="Table Classic 1" w:semiHidden="1" w:unhideWhenUsed="1"/>
+    <w:lsdException w:name="Table Classic 2" w:semiHidden="1" w:unhideWhenUsed="1"/>
+    <w:lsdException w:name="Table Classic 3" w:semiHidden="1" w:unhideWhenUsed="1"/>
+    <w:lsdException w:name="Table Classic 4" w:semiHidden="1" w:unhideWhenUsed="1"/>
+    <w:lsdException w:name="Table Colorful 1" w:semiHidden="1" w:unhideWhenUsed="1"/>
+    <w:lsdException w:name="Table Colorful 2" w:semiHidden="1" w:unhideWhenUsed="1"/>
+    <w:lsdException w:name="Table Colorful 3" w:semiHidden="1" w:unhideWhenUsed="1"/>
+    <w:lsdException w:name="Table Columns 1" w:semiHidden="1" w:unhideWhenUsed="1"/>
+    <w:lsdException w:name="Table Columns 2" w:semiHidden="1" w:unhideWhenUsed="1"/>
+    <w:lsdException w:name="Table Columns 3" w:semiHidden="1" w:unhideWhenUsed="1"/>
+    <w:lsdException w:name="Table Columns 4" w:semiHidden="1" w:unhideWhenUsed="1"/>
+    <w:lsdException w:name="Table Columns 5" w:semiHidden="1" w:unhideWhenUsed="1"/>
+    <w:lsdException w:name="Table Grid 1" w:semiHidden="1" w:unhideWhenUsed="1"/>
+    <w:lsdException w:name="Table Grid 2" w:semiHidden="1" w:unhideWhenUsed="1"/>
+    <w:lsdException w:name="Table Grid 3" w:semiHidden="1" w:unhideWhenUsed="1"/>
+    <w:lsdException w:name="Table Grid 4" w:semiHidden="1" w:unhideWhenUsed="1"/>
+    <w:lsdException w:name="Table Grid 5" w:semiHidden="1" w:unhideWhenUsed="1"/>
+    <w:lsdException w:name="Table Grid 6" w:semiHidden="1" w:unhideWhenUsed="1"/>
+    <w:lsdException w:name="Table Grid 7" w:semiHidden="1" w:unhideWhenUsed="1"/>
+    <w:lsdException w:name="Table Grid 8" w:semiHidden="1" w:unhideWhenUsed="1"/>
+    <w:lsdException w:name="Table List 1" w:semiHidden="1" w:unhideWhenUsed="1"/>
+    <w:lsdException w:name="Table List 2" w:semiHidden="1" w:unhideWhenUsed="1"/>
+    <w:lsdException w:name="Table List 3" w:semiHidden="1" w:unhideWhenUsed="1"/>
+    <w:lsdException w:name="Table List 4" w:semiHidden="1" w:unhideWhenUsed="1"/>
+    <w:lsdException w:name="Table List 5" w:semiHidden="1" w:unhideWhenUsed="1"/>
+    <w:lsdException w:name="Table List 6" w:semiHidden="1" w:unhideWhenUsed="1"/>
+    <w:lsdException w:name="Table List 7" w:semiHidden="1" w:unhideWhenUsed="1"/>
+    <w:lsdException w:name="Table List 8" w:semiHidden="1" w:unhideWhenUsed="1"/>
+    <w:lsdException w:name="Table 3D effects 1" w:semiHidden="1" w:unhideWhenUsed="1"/>
+    <w:lsdException w:name="Table 3D effects 2" w:semiHidden="1" w:unhideWhenUsed="1"/>
+    <w:lsdException w:name="Table 3D effects 3" w:semiHidden="1" w:unhideWhenUsed="1"/>
+    <w:lsdException w:name="Table Contemporary" w:semiHidden="1" w:unhideWhenUsed="1"/>
+    <w:lsdException w:name="Table Elegant" w:semiHidden="1" w:unhideWhenUsed="1"/>
+    <w:lsdException w:name="Table Professional" w:semiHidden="1" w:unhideWhenUsed="1"/>
+    <w:lsdException w:name="Table Subtle 1" w:semiHidden="1" w:unhideWhenUsed="1"/>
+    <w:lsdException w:name="Table Subtle 2" w:semiHidden="1" w:unhideWhenUsed="1"/>
+    <w:lsdException w:name="Table Web 1" w:semiHidden="1" w:unhideWhenUsed="1"/>
+    <w:lsdException w:name="Table Web 2" w:semiHidden="1" w:unhideWhenUsed="1"/>
+    <w:lsdException w:name="Table Web 3" w:semiHidden="1" w:unhideWhenUsed="1"/>
+    <w:lsdException w:name="Balloon Text" w:semiHidden="1" w:unhideWhenUsed="1"/>
+    <w:lsdException w:name="Table Grid" w:uiPriority="59"/>
+    <w:lsdException w:name="Table Theme" w:semiHidden="1" w:unhideWhenUsed="1"/>
+    <w:lsdException w:name="Placeholder Text" w:semiHidden="1"/>
+    <w:lsdException w:name="No Spacing" w:uiPriority="1" w:qFormat="1"/>
+    <w:lsdException w:name="Light Shading" w:uiPriority="60"/>
+    <w:lsdException w:name="Light List" w:uiPriority="61"/>
+    <w:lsdException w:name="Light Grid" w:uiPriority="62"/>
+    <w:lsdException w:name="Medium Shading 1" w:uiPriority="63"/>
+    <w:lsdException w:name="Medium Shading 2" w:uiPriority="64"/>
+    <w:lsdException w:name="Medium List 1" w:uiPriority="65"/>
+    <w:lsdException w:name="Medium List 2" w:uiPriority="66"/>
+    <w:lsdException w:name="Medium Grid 1" w:uiPriority="67"/>
+    <w:lsdException w:name="Medium Grid 2" w:uiPriority="68"/>
+    <w:lsdException w:name="Medium Grid 3" w:uiPriority="69"/>
+    <w:lsdException w:name="Dark List" w:uiPriority="70"/>
+    <w:lsdException w:name="Colorful Shading" w:uiPriority="71"/>
+    <w:lsdException w:name="Colorful List" w:uiPriority="72"/>
+    <w:lsdException w:name="Colorful Grid" w:uiPriority="73"/>
+    <w:lsdException w:name="Light Shading Accent 1" w:uiPriority="60"/>
+    <w:lsdException w:name="Light List Accent 1" w:uiPriority="61"/>
+    <w:lsdException w:name="Light Grid Accent 1" w:uiPriority="62"/>
+    <w:lsdException w:name="Medium Shading 1 Accent 1" w:uiPriority="63"/>
+    <w:lsdException w:name="Medium Shading 2 Accent 1" w:uiPriority="64"/>
+    <w:lsdException w:name="Medium List 1 Accent 1" w:uiPriority="65"/>
+    <w:lsdException w:name="Revision" w:semiHidden="1"/>
+    <w:lsdException w:name="List Paragraph" w:uiPriority="34" w:qFormat="1"/>
+    <w:lsdException w:name="Quote" w:uiPriority="29" w:qFormat="1"/>
+    <w:lsdException w:name="Intense Quote" w:uiPriority="30" w:qFormat="1"/>
+    <w:lsdException w:name="Medium List 2 Accent 1" w:uiPriority="66"/>
+    <w:lsdException w:name="Medium Grid 1 Accent 1" w:uiPriority="67"/>
+    <w:lsdException w:name="Medium Grid 2 Accent 1" w:uiPriority="68"/>
+    <w:lsdException w:name="Medium Grid 3 Accent 1" w:uiPriority="69"/>
+    <w:lsdException w:name="Dark List Accent 1" w:uiPriority="70"/>
+    <w:lsdException w:name="Colorful Shading Accent 1" w:uiPriority="71"/>
+    <w:lsdException w:name="Colorful List Accent 1" w:uiPriority="72"/>
+    <w:lsdException w:name="Colorful Grid Accent 1" w:uiPriority="73"/>
+    <w:lsdException w:name="Light Shading Accent 2" w:uiPriority="60"/>
+    <w:lsdException w:name="Light List Accent 2" w:uiPriority="61"/>
+    <w:lsdException w:name="Light Grid Accent 2" w:uiPriority="62"/>
+    <w:lsdException w:name="Medium Shading 1 Accent 2" w:uiPriority="63"/>
+    <w:lsdException w:name="Medium Shading 2 Accent 2" w:uiPriority="64"/>
+    <w:lsdException w:name="Medium List 1 Accent 2" w:uiPriority="65"/>
+    <w:lsdException w:name="Medium List 2 Accent 2" w:uiPriority="66"/>
+    <w:lsdException w:name="Medium Grid 1 Accent 2" w:uiPriority="67"/>
+    <w:lsdException w:name="Medium Grid 2 Accent 2" w:uiPriority="68"/>
+    <w:lsdException w:name="Medium Grid 3 Accent 2" w:uiPriority="69"/>
+    <w:lsdException w:name="Dark List Accent 2" w:uiPriority="70"/>
+    <w:lsdException w:name="Colorful Shading Accent 2" w:uiPriority="71"/>
+    <w:lsdException w:name="Colorful List Accent 2" w:uiPriority="72"/>
+    <w:lsdException w:name="Colorful Grid Accent 2" w:uiPriority="73"/>
+    <w:lsdException w:name="Light Shading Accent 3" w:uiPriority="60"/>
+    <w:lsdException w:name="Light List Accent 3" w:uiPriority="61"/>
+    <w:lsdException w:name="Light Grid Accent 3" w:uiPriority="62"/>
+    <w:lsdException w:name="Medium Shading 1 Accent 3" w:uiPriority="63"/>
+    <w:lsdException w:name="Medium Shading 2 Accent 3" w:uiPriority="64"/>
+    <w:lsdException w:name="Medium List 1 Accent 3" w:uiPriority="65"/>
+    <w:lsdException w:name="Medium List 2 Accent 3" w:uiPriority="66"/>
+    <w:lsdException w:name="Medium Grid 1 Accent 3" w:uiPriority="67"/>
+    <w:lsdException w:name="Medium Grid 2 Accent 3" w:uiPriority="68"/>
+    <w:lsdException w:name="Medium Grid 3 Accent 3" w:uiPriority="69"/>
+    <w:lsdException w:name="Dark List Accent 3" w:uiPriority="70"/>
+    <w:lsdException w:name="Colorful Shading Accent 3" w:uiPriority="71"/>
+    <w:lsdException w:name="Colorful List Accent 3" w:uiPriority="72"/>
+    <w:lsdException w:name="Colorful Grid Accent 3" w:uiPriority="73"/>
+    <w:lsdException w:name="Light Shading Accent 4" w:uiPriority="60"/>
+    <w:lsdException w:name="Light List Accent 4" w:uiPriority="61"/>
+    <w:lsdException w:name="Light Grid Accent 4" w:uiPriority="62"/>
+    <w:lsdException w:name="Medium Shading 1 Accent 4" w:uiPriority="63"/>
+    <w:lsdException w:name="Medium Shading 2 Accent 4" w:uiPriority="64"/>
+    <w:lsdException w:name="Medium List 1 Accent 4" w:uiPriority="65"/>
+    <w:lsdException w:name="Medium List 2 Accent 4" w:uiPriority="66"/>
+    <w:lsdException w:name="Medium Grid 1 Accent 4" w:uiPriority="67"/>
+    <w:lsdException w:name="Medium Grid 2 Accent 4" w:uiPriority="68"/>
+    <w:lsdException w:name="Medium Grid 3 Accent 4" w:uiPriority="69"/>
+    <w:lsdException w:name="Dark List Accent 4" w:uiPriority="70"/>
+    <w:lsdException w:name="Colorful Shading Accent 4" w:uiPriority="71"/>
+    <w:lsdException w:name="Colorful List Accent 4" w:uiPriority="72"/>
+    <w:lsdException w:name="Colorful Grid Accent 4" w:uiPriority="73"/>
+    <w:lsdException w:name="Light Shading Accent 5" w:uiPriority="60"/>
+    <w:lsdException w:name="Light List Accent 5" w:uiPriority="61"/>
+    <w:lsdException w:name="Light Grid Accent 5" w:uiPriority="62"/>
+    <w:lsdException w:name="Medium Shading 1 Accent 5" w:uiPriority="63"/>
+    <w:lsdException w:name="Medium Shading 2 Accent 5" w:uiPriority="64"/>
+    <w:lsdException w:name="Medium List 1 Accent 5" w:uiPriority="65"/>
+    <w:lsdException w:name="Medium List 2 Accent 5" w:uiPriority="66"/>
+    <w:lsdException w:name="Medium Grid 1 Accent 5" w:uiPriority="67"/>
+    <w:lsdException w:name="Medium Grid 2 Accent 5" w:uiPriority="68"/>
+    <w:lsdException w:name="Medium Grid 3 Accent 5" w:uiPriority="69"/>
+    <w:lsdException w:name="Dark List Accent 5" w:uiPriority="70"/>
+    <w:lsdException w:name="Colorful Shading Accent 5" w:uiPriority="71"/>
+    <w:lsdException w:name="Colorful List Accent 5" w:uiPriority="72"/>
+    <w:lsdException w:name="Colorful Grid Accent 5" w:uiPriority="73"/>
+    <w:lsdException w:name="Light Shading Accent 6" w:uiPriority="60"/>
+    <w:lsdException w:name="Light List Accent 6" w:uiPriority="61"/>
+    <w:lsdException w:name="Light Grid Accent 6" w:uiPriority="62"/>
+    <w:lsdException w:name="Medium Shading 1 Accent 6" w:uiPriority="63"/>
+    <w:lsdException w:name="Medium Shading 2 Accent 6" w:uiPriority="64"/>
+    <w:lsdException w:name="Medium List 1 Accent 6" w:uiPriority="65"/>
+    <w:lsdException w:name="Medium List 2 Accent 6" w:uiPriority="66"/>
+    <w:lsdException w:name="Medium Grid 1 Accent 6" w:uiPriority="67"/>
+    <w:lsdException w:name="Medium Grid 2 Accent 6" w:uiPriority="68"/>
+    <w:lsdException w:name="Medium Grid 3 Accent 6" w:uiPriority="69"/>
+    <w:lsdException w:name="Dark List Accent 6" w:uiPriority="70"/>
+    <w:lsdException w:name="Colorful Shading Accent 6" w:uiPriority="71"/>
+    <w:lsdException w:name="Colorful List Accent 6" w:uiPriority="72"/>
+    <w:lsdException w:name="Colorful Grid Accent 6" w:uiPriority="73"/>
+    <w:lsdException w:name="Subtle Emphasis" w:uiPriority="19" w:qFormat="1"/>
+    <w:lsdException w:name="Intense Emphasis" w:uiPriority="21" w:qFormat="1"/>
+    <w:lsdException w:name="Subtle Reference" w:uiPriority="31" w:qFormat="1"/>
+    <w:lsdException w:name="Intense Reference" w:uiPriority="32" w:qFormat="1"/>
+    <w:lsdException w:name="Book Title" w:uiPriority="33" w:qFormat="1"/>
+    <w:lsdException w:name="Bibliography" w:semiHidden="1" w:uiPriority="37" w:unhideWhenUsed="1"/>
+    <w:lsdException w:name="TOC Heading" w:semiHidden="1" w:uiPriority="39" w:unhideWhenUsed="1" w:qFormat="1"/>
+    <w:lsdException w:name="Plain Table 1" w:uiPriority="41"/>
+    <w:lsdException w:name="Plain Table 2" w:uiPriority="42"/>
+    <w:lsdException w:name="Plain Table 3" w:uiPriority="43"/>
+    <w:lsdException w:name="Plain Table 4" w:uiPriority="44"/>
+    <w:lsdException w:name="Plain Table 5" w:uiPriority="45"/>
+    <w:lsdException w:name="Grid Table Light" w:uiPriority="40"/>
+    <w:lsdException w:name="Grid Table 1 Light" w:uiPriority="46"/>
+    <w:lsdException w:name="Grid Table 2" w:uiPriority="47"/>
+    <w:lsdException w:name="Grid Table 3" w:uiPriority="48"/>
+    <w:lsdException w:name="Grid Table 4" w:uiPriority="49"/>
+    <w:lsdException w:name="Grid Table 5 Dark" w:uiPriority="50"/>
+    <w:lsdException w:name="Grid Table 6 Colorful" w:uiPriority="51"/>
+    <w:lsdException w:name="Grid Table 7 Colorful" w:uiPriority="52"/>
+    <w:lsdException w:name="Grid Table 1 Light Accent 1" w:uiPriority="46"/>
+    <w:lsdException w:name="Grid Table 2 Accent 1" w:uiPriority="47"/>
+    <w:lsdException w:name="Grid Table 3 Accent 1" w:uiPriority="48"/>
+    <w:lsdException w:name="Grid Table 4 Accent 1" w:uiPriority="49"/>
+    <w:lsdException w:name="Grid Table 5 Dark Accent 1" w:uiPriority="50"/>
+    <w:lsdException w:name="Grid Table 6 Colorful Accent 1" w:uiPriority="51"/>
+    <w:lsdException w:name="Grid Table 7 Colorful Accent 1" w:uiPriority="52"/>
+    <w:lsdException w:name="Grid Table 1 Light Accent 2" w:uiPriority="46"/>
+    <w:lsdException w:name="Grid Table 2 Accent 2" w:uiPriority="47"/>
+    <w:lsdException w:name="Grid Table 3 Accent 2" w:uiPriority="48"/>
+    <w:lsdException w:name="Grid Table 4 Accent 2" w:uiPriority="49"/>
+    <w:lsdException w:name="Grid Table 5 Dark Accent 2" w:uiPriority="50"/>
+    <w:lsdException w:name="Grid Table 6 Colorful Accent 2" w:uiPriority="51"/>
+    <w:lsdException w:name="Grid Table 7 Colorful Accent 2" w:uiPriority="52"/>
+    <w:lsdException w:name="Grid Table 1 Light Accent 3" w:uiPriority="46"/>
+    <w:lsdException w:name="Grid Table 2 Accent 3" w:uiPriority="47"/>
+    <w:lsdException w:name="Grid Table 3 Accent 3" w:uiPriority="48"/>
+    <w:lsdException w:name="Grid Table 4 Accent 3" w:uiPriority="49"/>
+    <w:lsdException w:name="Grid Table 5 Dark Accent 3" w:uiPriority="50"/>
+    <w:lsdException w:name="Grid Table 6 Colorful Accent 3" w:uiPriority="51"/>
+    <w:lsdException w:name="Grid Table 7 Colorful Accent 3" w:uiPriority="52"/>
+    <w:lsdException w:name="Grid Table 1 Light Accent 4" w:uiPriority="46"/>
+    <w:lsdException w:name="Grid Table 2 Accent 4" w:uiPriority="47"/>
+    <w:lsdException w:name="Grid Table 3 Accent 4" w:uiPriority="48"/>
+    <w:lsdException w:name="Grid Table 4 Accent 4" w:uiPriority="49"/>
+    <w:lsdException w:name="Grid Table 5 Dark Accent 4" w:uiPriority="50"/>
+    <w:lsdException w:name="Grid Table 6 Colorful Accent 4" w:uiPriority="51"/>
+    <w:lsdException w:name="Grid Table 7 Colorful Accent 4" w:uiPriority="52"/>
+    <w:lsdException w:name="Grid Table 1 Light Accent 5" w:uiPriority="46"/>
+    <w:lsdException w:name="Grid Table 2 Accent 5" w:uiPriority="47"/>
+    <w:lsdException w:name="Grid Table 3 Accent 5" w:uiPriority="48"/>
+    <w:lsdException w:name="Grid Table 4 Accent 5" w:uiPriority="49"/>
+    <w:lsdException w:name="Grid Table 5 Dark Accent 5" w:uiPriority="50"/>
+    <w:lsdException w:name="Grid Table 6 Colorful Accent 5" w:uiPriority="51"/>
+    <w:lsdException w:name="Grid Table 7 Colorful Accent 5" w:uiPriority="52"/>
+    <w:lsdException w:name="Grid Table 1 Light Accent 6" w:uiPriority="46"/>
+    <w:lsdException w:name="Grid Table 2 Accent 6" w:uiPriority="47"/>
+    <w:lsdException w:name="Grid Table 3 Accent 6" w:uiPriority="48"/>
+    <w:lsdException w:name="Grid Table 4 Accent 6" w:uiPriority="49"/>
+    <w:lsdException w:name="Grid Table 5 Dark Accent 6" w:uiPriority="50"/>
+    <w:lsdException w:name="Grid Table 6 Colorful Accent 6" w:uiPriority="51"/>
+    <w:lsdException w:name="Grid Table 7 Colorful Accent 6" w:uiPriority="52"/>
+    <w:lsdException w:name="List Table 1 Light" w:uiPriority="46"/>
+    <w:lsdException w:name="List Table 2" w:uiPriority="47"/>
+    <w:lsdException w:name="List Table 3" w:uiPriority="48"/>
+    <w:lsdException w:name="List Table 4" w:uiPriority="49"/>
+    <w:lsdException w:name="List Table 5 Dark" w:uiPriority="50"/>
+    <w:lsdException w:name="List Table 6 Colorful" w:uiPriority="51"/>
+    <w:lsdException w:name="List Table 7 Colorful" w:uiPriority="52"/>
+    <w:lsdException w:name="List Table 1 Light Accent 1" w:uiPriority="46"/>
+    <w:lsdException w:name="List Table 2 Accent 1" w:uiPriority="47"/>
+    <w:lsdException w:name="List Table 3 Accent 1" w:uiPriority="48"/>
+    <w:lsdException w:name="List Table 4 Accent 1" w:uiPriority="49"/>
+    <w:lsdException w:name="List Table 5 Dark Accent 1" w:uiPriority="50"/>
+    <w:lsdException w:name="List Table 6 Colorful Accent 1" w:uiPriority="51"/>
+    <w:lsdException w:name="List Table 7 Colorful Accent 1" w:uiPriority="52"/>
+    <w:lsdException w:name="List Table 1 Light Accent 2" w:uiPriority="46"/>
+    <w:lsdException w:name="List Table 2 Accent 2" w:uiPriority="47"/>
+    <w:lsdException w:name="List Table 3 Accent 2" w:uiPriority="48"/>
+    <w:lsdException w:name="List Table 4 Accent 2" w:uiPriority="49"/>
+    <w:lsdException w:name="List Table 5 Dark Accent 2" w:uiPriority="50"/>
+    <w:lsdException w:name="List Table 6 Colorful Accent 2" w:uiPriority="51"/>
+    <w:lsdException w:name="List Table 7 Colorful Accent 2" w:uiPriority="52"/>
+    <w:lsdException w:name="List Table 1 Light Accent 3" w:uiPriority="46"/>
+    <w:lsdException w:name="List Table 2 Accent 3" w:uiPriority="47"/>
+    <w:lsdException w:name="List Table 3 Accent 3" w:uiPriority="48"/>
+    <w:lsdException w:name="List Table 4 Accent 3" w:uiPriority="49"/>
+    <w:lsdException w:name="List Table 5 Dark Accent 3" w:uiPriority="50"/>
+    <w:lsdException w:name="List Table 6 Colorful Accent 3" w:uiPriority="51"/>
+    <w:lsdException w:name="List Table 7 Colorful Accent 3" w:uiPriority="52"/>
+    <w:lsdException w:name="List Table 1 Light Accent 4" w:uiPriority="46"/>
+    <w:lsdException w:name="List Table 2 Accent 4" w:uiPriority="47"/>
+    <w:lsdException w:name="List Table 3 Accent 4" w:uiPriority="48"/>
+    <w:lsdException w:name="List Table 4 Accent 4" w:uiPriority="49"/>
+    <w:lsdException w:name="List Table 5 Dark Accent 4" w:uiPriority="50"/>
+    <w:lsdException w:name="List Table 6 Colorful Accent 4" w:uiPriority="51"/>
+    <w:lsdException w:name="List Table 7 Colorful Accent 4" w:uiPriority="52"/>
+    <w:lsdException w:name="List Table 1 Light Accent 5" w:uiPriority="46"/>
+    <w:lsdException w:name="List Table 2 Accent 5" w:uiPriority="47"/>
+    <w:lsdException w:name="List Table 3 Accent 5" w:uiPriority="48"/>
+    <w:lsdException w:name="List Table 4 Accent 5" w:uiPriority="49"/>
+    <w:lsdException w:name="List Table 5 Dark Accent 5" w:uiPriority="50"/>
+    <w:lsdException w:name="List Table 6 Colorful Accent 5" w:uiPriority="51"/>
+    <w:lsdException w:name="List Table 7 Colorful Accent 5" w:uiPriority="52"/>
+    <w:lsdException w:name="List Table 1 Light Accent 6" w:uiPriority="46"/>
+    <w:lsdException w:name="List Table 2 Accent 6" w:uiPriority="47"/>
+    <w:lsdException w:name="List Table 3 Accent 6" w:uiPriority="48"/>
+    <w:lsdException w:name="List Table 4 Accent 6" w:uiPriority="49"/>
+    <w:lsdException w:name="List Table 5 Dark Accent 6" w:uiPriority="50"/>
+    <w:lsdException w:name="List Table 6 Colorful Accent 6" w:uiPriority="51"/>
+    <w:lsdException w:name="List Table 7 Colorful Accent 6" w:uiPriority="52"/>
   </w:latentStyles>
-  <w:style w:type="paragraph" w:default="1" w:styleId="1">
+  <w:style w:type="paragraph" w:default="1" w:styleId="Normal">
     <w:name w:val="Normal"/>
     <w:qFormat/>
-    <w:uiPriority w:val="0"/>
-    <w:pPr>
-      <w:widowControl w:val="0"/>
-      <w:autoSpaceDE w:val="0"/>
-      <w:autoSpaceDN w:val="0"/>
-    </w:pPr>
     <w:rPr>
-      <w:rFonts w:ascii="Times New Roman" w:hAnsi="Times New Roman" w:eastAsia="Times New Roman" w:cs="Times New Roman"/>
-      <w:sz w:val="22"/>
-      <w:szCs w:val="22"/>
-      <w:lang w:val="en-US" w:eastAsia="en-US" w:bidi="ar-SA"/>
+      <w:rFonts w:ascii="Times New Roman" w:eastAsia="Times New Roman" w:hAnsi="Times New Roman" w:cs="Times New Roman"/>
     </w:rPr>
   </w:style>
-  <w:style w:type="paragraph" w:styleId="2">
+  <w:style w:type="paragraph" w:styleId="Heading1">
     <w:name w:val="heading 1"/>
-    <w:basedOn w:val="1"/>
+    <w:basedOn w:val="Normal"/>
+    <w:uiPriority w:val="9"/>
     <w:qFormat/>
-    <w:uiPriority w:val="9"/>
     <w:pPr>
       <w:spacing w:before="325"/>
       <w:ind w:left="1486"/>
@@ -1283,12 +1347,12 @@
       <w:szCs w:val="52"/>
     </w:rPr>
   </w:style>
-  <w:style w:type="paragraph" w:styleId="3">
+  <w:style w:type="paragraph" w:styleId="Heading2">
     <w:name w:val="heading 2"/>
-    <w:basedOn w:val="1"/>
+    <w:basedOn w:val="Normal"/>
+    <w:uiPriority w:val="9"/>
     <w:unhideWhenUsed/>
     <w:qFormat/>
-    <w:uiPriority w:val="9"/>
     <w:pPr>
       <w:spacing w:before="48"/>
       <w:ind w:right="361"/>
@@ -1302,12 +1366,12 @@
       <w:szCs w:val="44"/>
     </w:rPr>
   </w:style>
-  <w:style w:type="paragraph" w:styleId="4">
+  <w:style w:type="paragraph" w:styleId="Heading3">
     <w:name w:val="heading 3"/>
-    <w:basedOn w:val="1"/>
+    <w:basedOn w:val="Normal"/>
+    <w:uiPriority w:val="9"/>
     <w:unhideWhenUsed/>
     <w:qFormat/>
-    <w:uiPriority w:val="9"/>
     <w:pPr>
       <w:spacing w:before="488"/>
       <w:ind w:left="3730"/>
@@ -1320,19 +1384,19 @@
       <w:szCs w:val="36"/>
     </w:rPr>
   </w:style>
-  <w:style w:type="character" w:default="1" w:styleId="5">
+  <w:style w:type="character" w:default="1" w:styleId="DefaultParagraphFont">
     <w:name w:val="Default Paragraph Font"/>
+    <w:uiPriority w:val="1"/>
     <w:semiHidden/>
     <w:unhideWhenUsed/>
-    <w:uiPriority w:val="1"/>
   </w:style>
-  <w:style w:type="table" w:default="1" w:styleId="6">
+  <w:style w:type="table" w:default="1" w:styleId="TableNormal">
     <w:name w:val="Normal Table"/>
+    <w:uiPriority w:val="99"/>
     <w:semiHidden/>
     <w:unhideWhenUsed/>
-    <w:qFormat/>
-    <w:uiPriority w:val="99"/>
     <w:tblPr>
+      <w:tblInd w:w="0" w:type="dxa"/>
       <w:tblCellMar>
         <w:top w:w="0" w:type="dxa"/>
         <w:left w:w="108" w:type="dxa"/>
@@ -1341,23 +1405,66 @@
       </w:tblCellMar>
     </w:tblPr>
   </w:style>
-  <w:style w:type="paragraph" w:styleId="7">
+  <w:style w:type="numbering" w:default="1" w:styleId="NoList">
+    <w:name w:val="No List"/>
+    <w:uiPriority w:val="99"/>
+    <w:semiHidden/>
+    <w:unhideWhenUsed/>
+  </w:style>
+  <w:style w:type="paragraph" w:styleId="BodyText">
     <w:name w:val="Body Text"/>
-    <w:basedOn w:val="1"/>
+    <w:basedOn w:val="Normal"/>
+    <w:uiPriority w:val="1"/>
     <w:qFormat/>
-    <w:uiPriority w:val="1"/>
     <w:rPr>
       <w:b/>
       <w:bCs/>
     </w:rPr>
   </w:style>
-  <w:style w:type="paragraph" w:styleId="8">
-    <w:name w:val="footer"/>
-    <w:basedOn w:val="1"/>
-    <w:link w:val="16"/>
+  <w:style w:type="paragraph" w:styleId="ListParagraph">
+    <w:name w:val="List Paragraph"/>
+    <w:basedOn w:val="Normal"/>
+    <w:uiPriority w:val="1"/>
+    <w:qFormat/>
+  </w:style>
+  <w:style w:type="paragraph" w:customStyle="1" w:styleId="TableParagraph">
+    <w:name w:val="Table Paragraph"/>
+    <w:basedOn w:val="Normal"/>
+    <w:uiPriority w:val="1"/>
+    <w:qFormat/>
+  </w:style>
+  <w:style w:type="table" w:styleId="TableGrid">
+    <w:name w:val="Table Grid"/>
+    <w:basedOn w:val="TableNormal"/>
+    <w:uiPriority w:val="59"/>
+    <w:rsid w:val="00E73513"/>
+    <w:pPr>
+      <w:widowControl/>
+      <w:suppressAutoHyphens/>
+      <w:autoSpaceDE/>
+      <w:autoSpaceDN/>
+    </w:pPr>
+    <w:rPr>
+      <w:rFonts w:ascii="Arial" w:eastAsia="Arial" w:hAnsi="Arial" w:cs="Arial"/>
+    </w:rPr>
+    <w:tblPr>
+      <w:tblBorders>
+        <w:top w:val="single" w:sz="4" w:space="0" w:color="auto"/>
+        <w:left w:val="single" w:sz="4" w:space="0" w:color="auto"/>
+        <w:bottom w:val="single" w:sz="4" w:space="0" w:color="auto"/>
+        <w:right w:val="single" w:sz="4" w:space="0" w:color="auto"/>
+        <w:insideH w:val="single" w:sz="4" w:space="0" w:color="auto"/>
+        <w:insideV w:val="single" w:sz="4" w:space="0" w:color="auto"/>
+      </w:tblBorders>
+    </w:tblPr>
+  </w:style>
+  <w:style w:type="paragraph" w:styleId="Header">
+    <w:name w:val="header"/>
+    <w:basedOn w:val="Normal"/>
+    <w:link w:val="HeaderChar"/>
+    <w:uiPriority w:val="99"/>
     <w:unhideWhenUsed/>
-    <w:qFormat/>
-    <w:uiPriority w:val="99"/>
+    <w:rsid w:val="00E73513"/>
     <w:pPr>
       <w:tabs>
         <w:tab w:val="center" w:pos="4513"/>
@@ -1365,13 +1472,23 @@
       </w:tabs>
     </w:pPr>
   </w:style>
-  <w:style w:type="paragraph" w:styleId="9">
-    <w:name w:val="header"/>
-    <w:basedOn w:val="1"/>
-    <w:link w:val="15"/>
+  <w:style w:type="character" w:customStyle="1" w:styleId="HeaderChar">
+    <w:name w:val="Header Char"/>
+    <w:basedOn w:val="DefaultParagraphFont"/>
+    <w:link w:val="Header"/>
+    <w:uiPriority w:val="99"/>
+    <w:rsid w:val="00E73513"/>
+    <w:rPr>
+      <w:rFonts w:ascii="Times New Roman" w:eastAsia="Times New Roman" w:hAnsi="Times New Roman" w:cs="Times New Roman"/>
+    </w:rPr>
+  </w:style>
+  <w:style w:type="paragraph" w:styleId="Footer">
+    <w:name w:val="footer"/>
+    <w:basedOn w:val="Normal"/>
+    <w:link w:val="FooterChar"/>
+    <w:uiPriority w:val="99"/>
     <w:unhideWhenUsed/>
-    <w:qFormat/>
-    <w:uiPriority w:val="99"/>
+    <w:rsid w:val="00E73513"/>
     <w:pPr>
       <w:tabs>
         <w:tab w:val="center" w:pos="4513"/>
@@ -1379,12 +1496,23 @@
       </w:tabs>
     </w:pPr>
   </w:style>
-  <w:style w:type="paragraph" w:styleId="10">
+  <w:style w:type="character" w:customStyle="1" w:styleId="FooterChar">
+    <w:name w:val="Footer Char"/>
+    <w:basedOn w:val="DefaultParagraphFont"/>
+    <w:link w:val="Footer"/>
+    <w:uiPriority w:val="99"/>
+    <w:rsid w:val="00E73513"/>
+    <w:rPr>
+      <w:rFonts w:ascii="Times New Roman" w:eastAsia="Times New Roman" w:hAnsi="Times New Roman" w:cs="Times New Roman"/>
+    </w:rPr>
+  </w:style>
+  <w:style w:type="paragraph" w:styleId="NormalWeb">
     <w:name w:val="Normal (Web)"/>
-    <w:basedOn w:val="1"/>
+    <w:basedOn w:val="Normal"/>
+    <w:uiPriority w:val="99"/>
     <w:semiHidden/>
     <w:unhideWhenUsed/>
-    <w:uiPriority w:val="99"/>
+    <w:rsid w:val="003D707C"/>
     <w:pPr>
       <w:widowControl/>
       <w:autoSpaceDE/>
@@ -1397,70 +1525,15 @@
       <w:lang w:val="en-IN" w:eastAsia="en-IN"/>
     </w:rPr>
   </w:style>
-  <w:style w:type="character" w:styleId="11">
+  <w:style w:type="character" w:styleId="Strong">
     <w:name w:val="Strong"/>
-    <w:basedOn w:val="5"/>
+    <w:basedOn w:val="DefaultParagraphFont"/>
+    <w:uiPriority w:val="22"/>
     <w:qFormat/>
-    <w:uiPriority w:val="22"/>
+    <w:rsid w:val="003D707C"/>
     <w:rPr>
       <w:b/>
       <w:bCs/>
-    </w:rPr>
-  </w:style>
-  <w:style w:type="table" w:styleId="12">
-    <w:name w:val="Table Grid"/>
-    <w:basedOn w:val="6"/>
-    <w:qFormat/>
-    <w:uiPriority w:val="59"/>
-    <w:pPr>
-      <w:widowControl/>
-      <w:suppressAutoHyphens/>
-      <w:autoSpaceDE/>
-      <w:autoSpaceDN/>
-    </w:pPr>
-    <w:rPr>
-      <w:rFonts w:ascii="Arial" w:hAnsi="Arial" w:eastAsia="Arial" w:cs="Arial"/>
-    </w:rPr>
-    <w:tblPr>
-      <w:tblBorders>
-        <w:top w:val="single" w:color="auto" w:sz="4" w:space="0"/>
-        <w:left w:val="single" w:color="auto" w:sz="4" w:space="0"/>
-        <w:bottom w:val="single" w:color="auto" w:sz="4" w:space="0"/>
-        <w:right w:val="single" w:color="auto" w:sz="4" w:space="0"/>
-        <w:insideH w:val="single" w:color="auto" w:sz="4" w:space="0"/>
-        <w:insideV w:val="single" w:color="auto" w:sz="4" w:space="0"/>
-      </w:tblBorders>
-    </w:tblPr>
-  </w:style>
-  <w:style w:type="paragraph" w:styleId="13">
-    <w:name w:val="List Paragraph"/>
-    <w:basedOn w:val="1"/>
-    <w:qFormat/>
-    <w:uiPriority w:val="1"/>
-  </w:style>
-  <w:style w:type="paragraph" w:customStyle="1" w:styleId="14">
-    <w:name w:val="Table Paragraph"/>
-    <w:basedOn w:val="1"/>
-    <w:qFormat/>
-    <w:uiPriority w:val="1"/>
-  </w:style>
-  <w:style w:type="character" w:customStyle="1" w:styleId="15">
-    <w:name w:val="Header Char"/>
-    <w:basedOn w:val="5"/>
-    <w:link w:val="9"/>
-    <w:uiPriority w:val="99"/>
-    <w:rPr>
-      <w:rFonts w:ascii="Times New Roman" w:hAnsi="Times New Roman" w:eastAsia="Times New Roman" w:cs="Times New Roman"/>
-    </w:rPr>
-  </w:style>
-  <w:style w:type="character" w:customStyle="1" w:styleId="16">
-    <w:name w:val="Footer Char"/>
-    <w:basedOn w:val="5"/>
-    <w:link w:val="8"/>
-    <w:qFormat/>
-    <w:uiPriority w:val="99"/>
-    <w:rPr>
-      <w:rFonts w:ascii="Times New Roman" w:hAnsi="Times New Roman" w:eastAsia="Times New Roman" w:cs="Times New Roman"/>
     </w:rPr>
   </w:style>
 </w:styles>
@@ -1745,5 +1818,6 @@
     </a:fmtScheme>
   </a:themeElements>
   <a:objectDefaults/>
+  <a:extraClrSchemeLst/>
 </a:theme>
 </file>